--- a/CV.docx
+++ b/CV.docx
@@ -1,6 +1,6 @@
 
 <file path=word/document.xml><?xml version="1.0" encoding="utf-8"?>
-<w:document xmlns:wpc="http://schemas.microsoft.com/office/word/2010/wordprocessingCanvas" xmlns:cx="http://schemas.microsoft.com/office/drawing/2014/chartex" xmlns:cx1="http://schemas.microsoft.com/office/drawing/2015/9/8/chartex" xmlns:cx2="http://schemas.microsoft.com/office/drawing/2015/10/21/chartex" xmlns:cx3="http://schemas.microsoft.com/office/drawing/2016/5/9/chartex" xmlns:cx4="http://schemas.microsoft.com/office/drawing/2016/5/10/chartex" xmlns:cx5="http://schemas.microsoft.com/office/drawing/2016/5/11/chartex" xmlns:cx6="http://schemas.microsoft.com/office/drawing/2016/5/12/chartex" xmlns:cx7="http://schemas.microsoft.com/office/drawing/2016/5/13/chartex" xmlns:cx8="http://schemas.microsoft.com/office/drawing/2016/5/14/chartex" xmlns:mc="http://schemas.openxmlformats.org/markup-compatibility/2006" xmlns:aink="http://schemas.microsoft.com/office/drawing/2016/ink" xmlns:am3d="http://schemas.microsoft.com/office/drawing/2017/model3d" xmlns:o="urn:schemas-microsoft-com:office:office" xmlns:r="http://schemas.openxmlformats.org/officeDocument/2006/relationships" xmlns:m="http://schemas.openxmlformats.org/officeDocument/2006/math" xmlns:v="urn:schemas-microsoft-com:vml" xmlns:wp14="http://schemas.microsoft.com/office/word/2010/wordprocessingDrawing" xmlns:wp="http://schemas.openxmlformats.org/drawingml/2006/wordprocessingDrawing" xmlns:w10="urn:schemas-microsoft-com:office:word" xmlns:w="http://schemas.openxmlformats.org/wordprocessingml/2006/main" xmlns:w14="http://schemas.microsoft.com/office/word/2010/wordml" xmlns:w15="http://schemas.microsoft.com/office/word/2012/wordml" xmlns:w16cid="http://schemas.microsoft.com/office/word/2016/wordml/cid" xmlns:w16se="http://schemas.microsoft.com/office/word/2015/wordml/symex" xmlns:wpg="http://schemas.microsoft.com/office/word/2010/wordprocessingGroup" xmlns:wpi="http://schemas.microsoft.com/office/word/2010/wordprocessingInk" xmlns:wne="http://schemas.microsoft.com/office/word/2006/wordml" xmlns:wps="http://schemas.microsoft.com/office/word/2010/wordprocessingShape" mc:Ignorable="w14 w15 w16se w16cid wp14">
+<w:document xmlns:wpc="http://schemas.microsoft.com/office/word/2010/wordprocessingCanvas" xmlns:cx="http://schemas.microsoft.com/office/drawing/2014/chartex" xmlns:cx1="http://schemas.microsoft.com/office/drawing/2015/9/8/chartex" xmlns:cx2="http://schemas.microsoft.com/office/drawing/2015/10/21/chartex" xmlns:cx3="http://schemas.microsoft.com/office/drawing/2016/5/9/chartex" xmlns:cx4="http://schemas.microsoft.com/office/drawing/2016/5/10/chartex" xmlns:cx5="http://schemas.microsoft.com/office/drawing/2016/5/11/chartex" xmlns:cx6="http://schemas.microsoft.com/office/drawing/2016/5/12/chartex" xmlns:cx7="http://schemas.microsoft.com/office/drawing/2016/5/13/chartex" xmlns:cx8="http://schemas.microsoft.com/office/drawing/2016/5/14/chartex" xmlns:mc="http://schemas.openxmlformats.org/markup-compatibility/2006" xmlns:aink="http://schemas.microsoft.com/office/drawing/2016/ink" xmlns:am3d="http://schemas.microsoft.com/office/drawing/2017/model3d" xmlns:o="urn:schemas-microsoft-com:office:office" xmlns:r="http://schemas.openxmlformats.org/officeDocument/2006/relationships" xmlns:m="http://schemas.openxmlformats.org/officeDocument/2006/math" xmlns:v="urn:schemas-microsoft-com:vml" xmlns:wp14="http://schemas.microsoft.com/office/word/2010/wordprocessingDrawing" xmlns:wp="http://schemas.openxmlformats.org/drawingml/2006/wordprocessingDrawing" xmlns:w10="urn:schemas-microsoft-com:office:word" xmlns:w="http://schemas.openxmlformats.org/wordprocessingml/2006/main" xmlns:w14="http://schemas.microsoft.com/office/word/2010/wordml" xmlns:w15="http://schemas.microsoft.com/office/word/2012/wordml" xmlns:w16cex="http://schemas.microsoft.com/office/word/2018/wordml/cex" xmlns:w16cid="http://schemas.microsoft.com/office/word/2016/wordml/cid" xmlns:w16="http://schemas.microsoft.com/office/word/2018/wordml" xmlns:w16se="http://schemas.microsoft.com/office/word/2015/wordml/symex" xmlns:wpg="http://schemas.microsoft.com/office/word/2010/wordprocessingGroup" xmlns:wpi="http://schemas.microsoft.com/office/word/2010/wordprocessingInk" xmlns:wne="http://schemas.microsoft.com/office/word/2006/wordml" xmlns:wps="http://schemas.microsoft.com/office/word/2010/wordprocessingShape" mc:Ignorable="w14 w15 w16se w16cid w16 w16cex wp14">
   <w:body>
     <w:p>
       <w:pPr>
@@ -1335,13 +1335,7 @@
         <w:pStyle w:val="ArrowBlueBullets"/>
       </w:pPr>
       <w:r>
-        <w:t>JPA</w:t>
-      </w:r>
-      <w:r>
-        <w:t xml:space="preserve">, </w:t>
-      </w:r>
-      <w:r>
-        <w:t>Hibernate</w:t>
+        <w:t>JPA, Hibernate</w:t>
       </w:r>
     </w:p>
     <w:p>
@@ -1368,10 +1362,10 @@
         <w:pStyle w:val="ArrowBlueBullets"/>
       </w:pPr>
       <w:r>
-        <w:t xml:space="preserve">Git, </w:t>
+        <w:t>Git</w:t>
       </w:r>
       <w:r>
-        <w:t>Amazon S3, Heroku</w:t>
+        <w:t>, Heroku</w:t>
       </w:r>
     </w:p>
     <w:p>
@@ -1681,6 +1675,80 @@
     <w:p>
       <w:pPr>
         <w:pStyle w:val="ArrowBlueBullets"/>
+      </w:pPr>
+      <w:r>
+        <w:t>201</w:t>
+      </w:r>
+      <w:r>
+        <w:t>9</w:t>
+      </w:r>
+      <w:r>
+        <w:t xml:space="preserve"> /</w:t>
+      </w:r>
+      <w:r>
+        <w:rPr>
+          <w:rFonts w:cs="Tahoma"/>
+          <w:b/>
+          <w:bCs/>
+          <w:lang w:eastAsia="ru-RU"/>
+        </w:rPr>
+        <w:t xml:space="preserve"> </w:t>
+      </w:r>
+      <w:proofErr w:type="spellStart"/>
+      <w:r>
+        <w:rPr>
+          <w:rFonts w:cs="Tahoma"/>
+          <w:lang w:eastAsia="ru-RU"/>
+        </w:rPr>
+        <w:t>Netcracker</w:t>
+      </w:r>
+      <w:proofErr w:type="spellEnd"/>
+      <w:r>
+        <w:rPr>
+          <w:rFonts w:cs="Tahoma"/>
+          <w:lang w:eastAsia="ru-RU"/>
+        </w:rPr>
+        <w:t xml:space="preserve"> Technology</w:t>
+      </w:r>
+      <w:r>
+        <w:rPr>
+          <w:rFonts w:cs="Tahoma"/>
+          <w:lang w:eastAsia="ru-RU"/>
+        </w:rPr>
+        <w:t xml:space="preserve">, </w:t>
+      </w:r>
+      <w:r>
+        <w:t xml:space="preserve">/ </w:t>
+      </w:r>
+      <w:r>
+        <w:rPr>
+          <w:rStyle w:val="hps"/>
+          <w:rFonts w:cs="Tahoma"/>
+          <w:lang w:val="en"/>
+        </w:rPr>
+        <w:t xml:space="preserve">Specialties </w:t>
+      </w:r>
+      <w:r>
+        <w:rPr>
+          <w:rStyle w:val="hps"/>
+          <w:rFonts w:cs="Tahoma"/>
+          <w:lang w:val="en"/>
+        </w:rPr>
+        <w:t>system integrator</w:t>
+      </w:r>
+      <w:r>
+        <w:t>/</w:t>
+      </w:r>
+      <w:r>
+        <w:t xml:space="preserve"> </w:t>
+      </w:r>
+      <w:r>
+        <w:t>Minsk, Belarus</w:t>
+      </w:r>
+    </w:p>
+    <w:p>
+      <w:pPr>
+        <w:pStyle w:val="ArrowBlueBullets"/>
         <w:numPr>
           <w:ilvl w:val="0"/>
           <w:numId w:val="0"/>
@@ -2395,10 +2463,8 @@
                 <w:sz w:val="18"/>
                 <w:szCs w:val="18"/>
               </w:rPr>
-              <w:t>now</w:t>
-            </w:r>
-            <w:bookmarkStart w:id="0" w:name="_GoBack"/>
-            <w:bookmarkEnd w:id="0"/>
+              <w:t>06/2020</w:t>
+            </w:r>
           </w:p>
         </w:tc>
       </w:tr>
@@ -2534,7 +2600,18 @@
                 <w:szCs w:val="18"/>
                 <w:lang w:val="en"/>
               </w:rPr>
-              <w:t>Thesis project</w:t>
+              <w:t>Diploma</w:t>
+            </w:r>
+            <w:r>
+              <w:rPr>
+                <w:rStyle w:val="hps"/>
+                <w:rFonts w:ascii="Tahoma" w:hAnsi="Tahoma" w:cs="Tahoma"/>
+                <w:color w:val="595959"/>
+                <w:sz w:val="18"/>
+                <w:szCs w:val="18"/>
+                <w:lang w:val="en"/>
+              </w:rPr>
+              <w:t xml:space="preserve"> project</w:t>
             </w:r>
           </w:p>
         </w:tc>
@@ -2747,7 +2824,6 @@
                 <w:color w:val="595959"/>
                 <w:sz w:val="18"/>
                 <w:szCs w:val="18"/>
-                <w:lang w:val="ru-RU"/>
               </w:rPr>
             </w:pPr>
             <w:r>
@@ -2820,6 +2896,14 @@
               </w:rPr>
               <w:t xml:space="preserve"> 4, Git Bush</w:t>
             </w:r>
+            <w:r>
+              <w:rPr>
+                <w:color w:val="595959"/>
+                <w:sz w:val="18"/>
+                <w:szCs w:val="18"/>
+              </w:rPr>
+              <w:t>, Maven</w:t>
+            </w:r>
           </w:p>
           <w:p>
             <w:pPr>
@@ -2862,31 +2946,80 @@
                 <w:sz w:val="18"/>
                 <w:szCs w:val="18"/>
               </w:rPr>
-              <w:t>Spring Boot</w:t>
-            </w:r>
-            <w:r>
-              <w:rPr>
-                <w:color w:val="595959"/>
-                <w:sz w:val="18"/>
-                <w:szCs w:val="18"/>
-              </w:rPr>
+              <w:t xml:space="preserve">Spring </w:t>
+            </w:r>
+            <w:r>
+              <w:rPr>
+                <w:color w:val="595959"/>
+                <w:sz w:val="18"/>
+                <w:szCs w:val="18"/>
+              </w:rPr>
+              <w:t>Framework</w:t>
+            </w:r>
+            <w:r>
+              <w:rPr>
+                <w:color w:val="595959"/>
+                <w:sz w:val="18"/>
+                <w:szCs w:val="18"/>
+              </w:rPr>
+              <w:t xml:space="preserve">, SQL, </w:t>
+            </w:r>
+            <w:proofErr w:type="spellStart"/>
+            <w:r>
+              <w:rPr>
+                <w:color w:val="595959"/>
+                <w:sz w:val="18"/>
+                <w:szCs w:val="18"/>
+              </w:rPr>
+              <w:t>Hibernateь</w:t>
+            </w:r>
+            <w:proofErr w:type="spellEnd"/>
+            <w:r>
+              <w:rPr>
+                <w:color w:val="595959"/>
+                <w:sz w:val="18"/>
+                <w:szCs w:val="18"/>
+              </w:rPr>
+              <w:t>, JPA,</w:t>
+            </w:r>
+            <w:r>
+              <w:t xml:space="preserve"> Amazon S3, Heroku, </w:t>
+            </w:r>
+            <w:proofErr w:type="spellStart"/>
+            <w:r>
+              <w:t>Thymeleaf</w:t>
+            </w:r>
+            <w:proofErr w:type="spellEnd"/>
+            <w:r>
               <w:t xml:space="preserve">, </w:t>
             </w:r>
             <w:r>
-              <w:rPr>
-                <w:color w:val="595959"/>
-                <w:sz w:val="18"/>
-                <w:szCs w:val="18"/>
-              </w:rPr>
-              <w:t xml:space="preserve">SQL, </w:t>
-            </w:r>
-            <w:r>
-              <w:rPr>
-                <w:color w:val="595959"/>
-                <w:sz w:val="18"/>
-                <w:szCs w:val="18"/>
-              </w:rPr>
-              <w:t>Hibernateь, JPA,</w:t>
+              <w:t>Lombok</w:t>
+            </w:r>
+            <w:r>
+              <w:t xml:space="preserve">, </w:t>
+            </w:r>
+            <w:proofErr w:type="spellStart"/>
+            <w:r>
+              <w:t>Turbolinks</w:t>
+            </w:r>
+            <w:proofErr w:type="spellEnd"/>
+            <w:r>
+              <w:t xml:space="preserve">, </w:t>
+            </w:r>
+            <w:r>
+              <w:t>PostgreSQL</w:t>
+            </w:r>
+            <w:r>
+              <w:t xml:space="preserve">, HTML, CSS, Bootstrap, </w:t>
+            </w:r>
+            <w:proofErr w:type="spellStart"/>
+            <w:r>
+              <w:t>javascript</w:t>
+            </w:r>
+            <w:proofErr w:type="spellEnd"/>
+            <w:r>
+              <w:t xml:space="preserve">, </w:t>
             </w:r>
           </w:p>
         </w:tc>
@@ -2947,7 +3080,7 @@
 </file>
 
 <file path=word/endnotes.xml><?xml version="1.0" encoding="utf-8"?>
-<w:endnotes xmlns:wpc="http://schemas.microsoft.com/office/word/2010/wordprocessingCanvas" xmlns:cx="http://schemas.microsoft.com/office/drawing/2014/chartex" xmlns:cx1="http://schemas.microsoft.com/office/drawing/2015/9/8/chartex" xmlns:cx2="http://schemas.microsoft.com/office/drawing/2015/10/21/chartex" xmlns:cx3="http://schemas.microsoft.com/office/drawing/2016/5/9/chartex" xmlns:cx4="http://schemas.microsoft.com/office/drawing/2016/5/10/chartex" xmlns:cx5="http://schemas.microsoft.com/office/drawing/2016/5/11/chartex" xmlns:cx6="http://schemas.microsoft.com/office/drawing/2016/5/12/chartex" xmlns:cx7="http://schemas.microsoft.com/office/drawing/2016/5/13/chartex" xmlns:cx8="http://schemas.microsoft.com/office/drawing/2016/5/14/chartex" xmlns:mc="http://schemas.openxmlformats.org/markup-compatibility/2006" xmlns:aink="http://schemas.microsoft.com/office/drawing/2016/ink" xmlns:am3d="http://schemas.microsoft.com/office/drawing/2017/model3d" xmlns:o="urn:schemas-microsoft-com:office:office" xmlns:r="http://schemas.openxmlformats.org/officeDocument/2006/relationships" xmlns:m="http://schemas.openxmlformats.org/officeDocument/2006/math" xmlns:v="urn:schemas-microsoft-com:vml" xmlns:wp14="http://schemas.microsoft.com/office/word/2010/wordprocessingDrawing" xmlns:wp="http://schemas.openxmlformats.org/drawingml/2006/wordprocessingDrawing" xmlns:w10="urn:schemas-microsoft-com:office:word" xmlns:w="http://schemas.openxmlformats.org/wordprocessingml/2006/main" xmlns:w14="http://schemas.microsoft.com/office/word/2010/wordml" xmlns:w15="http://schemas.microsoft.com/office/word/2012/wordml" xmlns:w16cid="http://schemas.microsoft.com/office/word/2016/wordml/cid" xmlns:w16se="http://schemas.microsoft.com/office/word/2015/wordml/symex" xmlns:wpg="http://schemas.microsoft.com/office/word/2010/wordprocessingGroup" xmlns:wpi="http://schemas.microsoft.com/office/word/2010/wordprocessingInk" xmlns:wne="http://schemas.microsoft.com/office/word/2006/wordml" xmlns:wps="http://schemas.microsoft.com/office/word/2010/wordprocessingShape" mc:Ignorable="w14 w15 w16se w16cid wp14">
+<w:endnotes xmlns:wpc="http://schemas.microsoft.com/office/word/2010/wordprocessingCanvas" xmlns:cx="http://schemas.microsoft.com/office/drawing/2014/chartex" xmlns:cx1="http://schemas.microsoft.com/office/drawing/2015/9/8/chartex" xmlns:cx2="http://schemas.microsoft.com/office/drawing/2015/10/21/chartex" xmlns:cx3="http://schemas.microsoft.com/office/drawing/2016/5/9/chartex" xmlns:cx4="http://schemas.microsoft.com/office/drawing/2016/5/10/chartex" xmlns:cx5="http://schemas.microsoft.com/office/drawing/2016/5/11/chartex" xmlns:cx6="http://schemas.microsoft.com/office/drawing/2016/5/12/chartex" xmlns:cx7="http://schemas.microsoft.com/office/drawing/2016/5/13/chartex" xmlns:cx8="http://schemas.microsoft.com/office/drawing/2016/5/14/chartex" xmlns:mc="http://schemas.openxmlformats.org/markup-compatibility/2006" xmlns:aink="http://schemas.microsoft.com/office/drawing/2016/ink" xmlns:am3d="http://schemas.microsoft.com/office/drawing/2017/model3d" xmlns:o="urn:schemas-microsoft-com:office:office" xmlns:r="http://schemas.openxmlformats.org/officeDocument/2006/relationships" xmlns:m="http://schemas.openxmlformats.org/officeDocument/2006/math" xmlns:v="urn:schemas-microsoft-com:vml" xmlns:wp14="http://schemas.microsoft.com/office/word/2010/wordprocessingDrawing" xmlns:wp="http://schemas.openxmlformats.org/drawingml/2006/wordprocessingDrawing" xmlns:w10="urn:schemas-microsoft-com:office:word" xmlns:w="http://schemas.openxmlformats.org/wordprocessingml/2006/main" xmlns:w14="http://schemas.microsoft.com/office/word/2010/wordml" xmlns:w15="http://schemas.microsoft.com/office/word/2012/wordml" xmlns:w16cex="http://schemas.microsoft.com/office/word/2018/wordml/cex" xmlns:w16cid="http://schemas.microsoft.com/office/word/2016/wordml/cid" xmlns:w16="http://schemas.microsoft.com/office/word/2018/wordml" xmlns:w16se="http://schemas.microsoft.com/office/word/2015/wordml/symex" xmlns:wpg="http://schemas.microsoft.com/office/word/2010/wordprocessingGroup" xmlns:wpi="http://schemas.microsoft.com/office/word/2010/wordprocessingInk" xmlns:wne="http://schemas.microsoft.com/office/word/2006/wordml" xmlns:wps="http://schemas.microsoft.com/office/word/2010/wordprocessingShape" mc:Ignorable="w14 w15 w16se w16cid w16 w16cex wp14">
   <w:endnote w:type="separator" w:id="-1">
     <w:p>
       <w:r>
@@ -2966,7 +3099,7 @@
 </file>
 
 <file path=word/footer1.xml><?xml version="1.0" encoding="utf-8"?>
-<w:ftr xmlns:wpc="http://schemas.microsoft.com/office/word/2010/wordprocessingCanvas" xmlns:cx="http://schemas.microsoft.com/office/drawing/2014/chartex" xmlns:cx1="http://schemas.microsoft.com/office/drawing/2015/9/8/chartex" xmlns:cx2="http://schemas.microsoft.com/office/drawing/2015/10/21/chartex" xmlns:cx3="http://schemas.microsoft.com/office/drawing/2016/5/9/chartex" xmlns:cx4="http://schemas.microsoft.com/office/drawing/2016/5/10/chartex" xmlns:cx5="http://schemas.microsoft.com/office/drawing/2016/5/11/chartex" xmlns:cx6="http://schemas.microsoft.com/office/drawing/2016/5/12/chartex" xmlns:cx7="http://schemas.microsoft.com/office/drawing/2016/5/13/chartex" xmlns:cx8="http://schemas.microsoft.com/office/drawing/2016/5/14/chartex" xmlns:mc="http://schemas.openxmlformats.org/markup-compatibility/2006" xmlns:aink="http://schemas.microsoft.com/office/drawing/2016/ink" xmlns:am3d="http://schemas.microsoft.com/office/drawing/2017/model3d" xmlns:o="urn:schemas-microsoft-com:office:office" xmlns:r="http://schemas.openxmlformats.org/officeDocument/2006/relationships" xmlns:m="http://schemas.openxmlformats.org/officeDocument/2006/math" xmlns:v="urn:schemas-microsoft-com:vml" xmlns:wp14="http://schemas.microsoft.com/office/word/2010/wordprocessingDrawing" xmlns:wp="http://schemas.openxmlformats.org/drawingml/2006/wordprocessingDrawing" xmlns:w10="urn:schemas-microsoft-com:office:word" xmlns:w="http://schemas.openxmlformats.org/wordprocessingml/2006/main" xmlns:w14="http://schemas.microsoft.com/office/word/2010/wordml" xmlns:w15="http://schemas.microsoft.com/office/word/2012/wordml" xmlns:w16cid="http://schemas.microsoft.com/office/word/2016/wordml/cid" xmlns:w16se="http://schemas.microsoft.com/office/word/2015/wordml/symex" xmlns:wpg="http://schemas.microsoft.com/office/word/2010/wordprocessingGroup" xmlns:wpi="http://schemas.microsoft.com/office/word/2010/wordprocessingInk" xmlns:wne="http://schemas.microsoft.com/office/word/2006/wordml" xmlns:wps="http://schemas.microsoft.com/office/word/2010/wordprocessingShape" mc:Ignorable="w14 w15 w16se w16cid wp14">
+<w:ftr xmlns:wpc="http://schemas.microsoft.com/office/word/2010/wordprocessingCanvas" xmlns:cx="http://schemas.microsoft.com/office/drawing/2014/chartex" xmlns:cx1="http://schemas.microsoft.com/office/drawing/2015/9/8/chartex" xmlns:cx2="http://schemas.microsoft.com/office/drawing/2015/10/21/chartex" xmlns:cx3="http://schemas.microsoft.com/office/drawing/2016/5/9/chartex" xmlns:cx4="http://schemas.microsoft.com/office/drawing/2016/5/10/chartex" xmlns:cx5="http://schemas.microsoft.com/office/drawing/2016/5/11/chartex" xmlns:cx6="http://schemas.microsoft.com/office/drawing/2016/5/12/chartex" xmlns:cx7="http://schemas.microsoft.com/office/drawing/2016/5/13/chartex" xmlns:cx8="http://schemas.microsoft.com/office/drawing/2016/5/14/chartex" xmlns:mc="http://schemas.openxmlformats.org/markup-compatibility/2006" xmlns:aink="http://schemas.microsoft.com/office/drawing/2016/ink" xmlns:am3d="http://schemas.microsoft.com/office/drawing/2017/model3d" xmlns:o="urn:schemas-microsoft-com:office:office" xmlns:r="http://schemas.openxmlformats.org/officeDocument/2006/relationships" xmlns:m="http://schemas.openxmlformats.org/officeDocument/2006/math" xmlns:v="urn:schemas-microsoft-com:vml" xmlns:wp14="http://schemas.microsoft.com/office/word/2010/wordprocessingDrawing" xmlns:wp="http://schemas.openxmlformats.org/drawingml/2006/wordprocessingDrawing" xmlns:w10="urn:schemas-microsoft-com:office:word" xmlns:w="http://schemas.openxmlformats.org/wordprocessingml/2006/main" xmlns:w14="http://schemas.microsoft.com/office/word/2010/wordml" xmlns:w15="http://schemas.microsoft.com/office/word/2012/wordml" xmlns:w16cex="http://schemas.microsoft.com/office/word/2018/wordml/cex" xmlns:w16cid="http://schemas.microsoft.com/office/word/2016/wordml/cid" xmlns:w16="http://schemas.microsoft.com/office/word/2018/wordml" xmlns:w16se="http://schemas.microsoft.com/office/word/2015/wordml/symex" xmlns:wpg="http://schemas.microsoft.com/office/word/2010/wordprocessingGroup" xmlns:wpi="http://schemas.microsoft.com/office/word/2010/wordprocessingInk" xmlns:wne="http://schemas.microsoft.com/office/word/2006/wordml" xmlns:wps="http://schemas.microsoft.com/office/word/2010/wordprocessingShape" mc:Ignorable="w14 w15 w16se w16cid w16 w16cex wp14">
   <w:p>
     <w:pPr>
       <w:pStyle w:val="Footer"/>
@@ -3304,7 +3437,7 @@
 </file>
 
 <file path=word/footnotes.xml><?xml version="1.0" encoding="utf-8"?>
-<w:footnotes xmlns:wpc="http://schemas.microsoft.com/office/word/2010/wordprocessingCanvas" xmlns:cx="http://schemas.microsoft.com/office/drawing/2014/chartex" xmlns:cx1="http://schemas.microsoft.com/office/drawing/2015/9/8/chartex" xmlns:cx2="http://schemas.microsoft.com/office/drawing/2015/10/21/chartex" xmlns:cx3="http://schemas.microsoft.com/office/drawing/2016/5/9/chartex" xmlns:cx4="http://schemas.microsoft.com/office/drawing/2016/5/10/chartex" xmlns:cx5="http://schemas.microsoft.com/office/drawing/2016/5/11/chartex" xmlns:cx6="http://schemas.microsoft.com/office/drawing/2016/5/12/chartex" xmlns:cx7="http://schemas.microsoft.com/office/drawing/2016/5/13/chartex" xmlns:cx8="http://schemas.microsoft.com/office/drawing/2016/5/14/chartex" xmlns:mc="http://schemas.openxmlformats.org/markup-compatibility/2006" xmlns:aink="http://schemas.microsoft.com/office/drawing/2016/ink" xmlns:am3d="http://schemas.microsoft.com/office/drawing/2017/model3d" xmlns:o="urn:schemas-microsoft-com:office:office" xmlns:r="http://schemas.openxmlformats.org/officeDocument/2006/relationships" xmlns:m="http://schemas.openxmlformats.org/officeDocument/2006/math" xmlns:v="urn:schemas-microsoft-com:vml" xmlns:wp14="http://schemas.microsoft.com/office/word/2010/wordprocessingDrawing" xmlns:wp="http://schemas.openxmlformats.org/drawingml/2006/wordprocessingDrawing" xmlns:w10="urn:schemas-microsoft-com:office:word" xmlns:w="http://schemas.openxmlformats.org/wordprocessingml/2006/main" xmlns:w14="http://schemas.microsoft.com/office/word/2010/wordml" xmlns:w15="http://schemas.microsoft.com/office/word/2012/wordml" xmlns:w16cid="http://schemas.microsoft.com/office/word/2016/wordml/cid" xmlns:w16se="http://schemas.microsoft.com/office/word/2015/wordml/symex" xmlns:wpg="http://schemas.microsoft.com/office/word/2010/wordprocessingGroup" xmlns:wpi="http://schemas.microsoft.com/office/word/2010/wordprocessingInk" xmlns:wne="http://schemas.microsoft.com/office/word/2006/wordml" xmlns:wps="http://schemas.microsoft.com/office/word/2010/wordprocessingShape" mc:Ignorable="w14 w15 w16se w16cid wp14">
+<w:footnotes xmlns:wpc="http://schemas.microsoft.com/office/word/2010/wordprocessingCanvas" xmlns:cx="http://schemas.microsoft.com/office/drawing/2014/chartex" xmlns:cx1="http://schemas.microsoft.com/office/drawing/2015/9/8/chartex" xmlns:cx2="http://schemas.microsoft.com/office/drawing/2015/10/21/chartex" xmlns:cx3="http://schemas.microsoft.com/office/drawing/2016/5/9/chartex" xmlns:cx4="http://schemas.microsoft.com/office/drawing/2016/5/10/chartex" xmlns:cx5="http://schemas.microsoft.com/office/drawing/2016/5/11/chartex" xmlns:cx6="http://schemas.microsoft.com/office/drawing/2016/5/12/chartex" xmlns:cx7="http://schemas.microsoft.com/office/drawing/2016/5/13/chartex" xmlns:cx8="http://schemas.microsoft.com/office/drawing/2016/5/14/chartex" xmlns:mc="http://schemas.openxmlformats.org/markup-compatibility/2006" xmlns:aink="http://schemas.microsoft.com/office/drawing/2016/ink" xmlns:am3d="http://schemas.microsoft.com/office/drawing/2017/model3d" xmlns:o="urn:schemas-microsoft-com:office:office" xmlns:r="http://schemas.openxmlformats.org/officeDocument/2006/relationships" xmlns:m="http://schemas.openxmlformats.org/officeDocument/2006/math" xmlns:v="urn:schemas-microsoft-com:vml" xmlns:wp14="http://schemas.microsoft.com/office/word/2010/wordprocessingDrawing" xmlns:wp="http://schemas.openxmlformats.org/drawingml/2006/wordprocessingDrawing" xmlns:w10="urn:schemas-microsoft-com:office:word" xmlns:w="http://schemas.openxmlformats.org/wordprocessingml/2006/main" xmlns:w14="http://schemas.microsoft.com/office/word/2010/wordml" xmlns:w15="http://schemas.microsoft.com/office/word/2012/wordml" xmlns:w16cex="http://schemas.microsoft.com/office/word/2018/wordml/cex" xmlns:w16cid="http://schemas.microsoft.com/office/word/2016/wordml/cid" xmlns:w16="http://schemas.microsoft.com/office/word/2018/wordml" xmlns:w16se="http://schemas.microsoft.com/office/word/2015/wordml/symex" xmlns:wpg="http://schemas.microsoft.com/office/word/2010/wordprocessingGroup" xmlns:wpi="http://schemas.microsoft.com/office/word/2010/wordprocessingInk" xmlns:wne="http://schemas.microsoft.com/office/word/2006/wordml" xmlns:wps="http://schemas.microsoft.com/office/word/2010/wordprocessingShape" mc:Ignorable="w14 w15 w16se w16cid w16 w16cex wp14">
   <w:footnote w:type="separator" w:id="-1">
     <w:p>
       <w:r>
@@ -3323,7 +3456,7 @@
 </file>
 
 <file path=word/header1.xml><?xml version="1.0" encoding="utf-8"?>
-<w:hdr xmlns:wpc="http://schemas.microsoft.com/office/word/2010/wordprocessingCanvas" xmlns:cx="http://schemas.microsoft.com/office/drawing/2014/chartex" xmlns:cx1="http://schemas.microsoft.com/office/drawing/2015/9/8/chartex" xmlns:cx2="http://schemas.microsoft.com/office/drawing/2015/10/21/chartex" xmlns:cx3="http://schemas.microsoft.com/office/drawing/2016/5/9/chartex" xmlns:cx4="http://schemas.microsoft.com/office/drawing/2016/5/10/chartex" xmlns:cx5="http://schemas.microsoft.com/office/drawing/2016/5/11/chartex" xmlns:cx6="http://schemas.microsoft.com/office/drawing/2016/5/12/chartex" xmlns:cx7="http://schemas.microsoft.com/office/drawing/2016/5/13/chartex" xmlns:cx8="http://schemas.microsoft.com/office/drawing/2016/5/14/chartex" xmlns:mc="http://schemas.openxmlformats.org/markup-compatibility/2006" xmlns:aink="http://schemas.microsoft.com/office/drawing/2016/ink" xmlns:am3d="http://schemas.microsoft.com/office/drawing/2017/model3d" xmlns:o="urn:schemas-microsoft-com:office:office" xmlns:r="http://schemas.openxmlformats.org/officeDocument/2006/relationships" xmlns:m="http://schemas.openxmlformats.org/officeDocument/2006/math" xmlns:v="urn:schemas-microsoft-com:vml" xmlns:wp14="http://schemas.microsoft.com/office/word/2010/wordprocessingDrawing" xmlns:wp="http://schemas.openxmlformats.org/drawingml/2006/wordprocessingDrawing" xmlns:w10="urn:schemas-microsoft-com:office:word" xmlns:w="http://schemas.openxmlformats.org/wordprocessingml/2006/main" xmlns:w14="http://schemas.microsoft.com/office/word/2010/wordml" xmlns:w15="http://schemas.microsoft.com/office/word/2012/wordml" xmlns:w16cid="http://schemas.microsoft.com/office/word/2016/wordml/cid" xmlns:w16se="http://schemas.microsoft.com/office/word/2015/wordml/symex" xmlns:wpg="http://schemas.microsoft.com/office/word/2010/wordprocessingGroup" xmlns:wpi="http://schemas.microsoft.com/office/word/2010/wordprocessingInk" xmlns:wne="http://schemas.microsoft.com/office/word/2006/wordml" xmlns:wps="http://schemas.microsoft.com/office/word/2010/wordprocessingShape" mc:Ignorable="w14 w15 w16se w16cid wp14">
+<w:hdr xmlns:wpc="http://schemas.microsoft.com/office/word/2010/wordprocessingCanvas" xmlns:cx="http://schemas.microsoft.com/office/drawing/2014/chartex" xmlns:cx1="http://schemas.microsoft.com/office/drawing/2015/9/8/chartex" xmlns:cx2="http://schemas.microsoft.com/office/drawing/2015/10/21/chartex" xmlns:cx3="http://schemas.microsoft.com/office/drawing/2016/5/9/chartex" xmlns:cx4="http://schemas.microsoft.com/office/drawing/2016/5/10/chartex" xmlns:cx5="http://schemas.microsoft.com/office/drawing/2016/5/11/chartex" xmlns:cx6="http://schemas.microsoft.com/office/drawing/2016/5/12/chartex" xmlns:cx7="http://schemas.microsoft.com/office/drawing/2016/5/13/chartex" xmlns:cx8="http://schemas.microsoft.com/office/drawing/2016/5/14/chartex" xmlns:mc="http://schemas.openxmlformats.org/markup-compatibility/2006" xmlns:aink="http://schemas.microsoft.com/office/drawing/2016/ink" xmlns:am3d="http://schemas.microsoft.com/office/drawing/2017/model3d" xmlns:o="urn:schemas-microsoft-com:office:office" xmlns:r="http://schemas.openxmlformats.org/officeDocument/2006/relationships" xmlns:m="http://schemas.openxmlformats.org/officeDocument/2006/math" xmlns:v="urn:schemas-microsoft-com:vml" xmlns:wp14="http://schemas.microsoft.com/office/word/2010/wordprocessingDrawing" xmlns:wp="http://schemas.openxmlformats.org/drawingml/2006/wordprocessingDrawing" xmlns:w10="urn:schemas-microsoft-com:office:word" xmlns:w="http://schemas.openxmlformats.org/wordprocessingml/2006/main" xmlns:w14="http://schemas.microsoft.com/office/word/2010/wordml" xmlns:w15="http://schemas.microsoft.com/office/word/2012/wordml" xmlns:w16cex="http://schemas.microsoft.com/office/word/2018/wordml/cex" xmlns:w16cid="http://schemas.microsoft.com/office/word/2016/wordml/cid" xmlns:w16="http://schemas.microsoft.com/office/word/2018/wordml" xmlns:w16se="http://schemas.microsoft.com/office/word/2015/wordml/symex" xmlns:wpg="http://schemas.microsoft.com/office/word/2010/wordprocessingGroup" xmlns:wpi="http://schemas.microsoft.com/office/word/2010/wordprocessingInk" xmlns:wne="http://schemas.microsoft.com/office/word/2006/wordml" xmlns:wps="http://schemas.microsoft.com/office/word/2010/wordprocessingShape" mc:Ignorable="w14 w15 w16se w16cid w16 w16cex wp14">
   <w:p>
     <w:pPr>
       <w:pStyle w:val="Header"/>
@@ -3361,7 +3494,7 @@
 </file>
 
 <file path=word/header2.xml><?xml version="1.0" encoding="utf-8"?>
-<w:hdr xmlns:wpc="http://schemas.microsoft.com/office/word/2010/wordprocessingCanvas" xmlns:cx="http://schemas.microsoft.com/office/drawing/2014/chartex" xmlns:cx1="http://schemas.microsoft.com/office/drawing/2015/9/8/chartex" xmlns:cx2="http://schemas.microsoft.com/office/drawing/2015/10/21/chartex" xmlns:cx3="http://schemas.microsoft.com/office/drawing/2016/5/9/chartex" xmlns:cx4="http://schemas.microsoft.com/office/drawing/2016/5/10/chartex" xmlns:cx5="http://schemas.microsoft.com/office/drawing/2016/5/11/chartex" xmlns:cx6="http://schemas.microsoft.com/office/drawing/2016/5/12/chartex" xmlns:cx7="http://schemas.microsoft.com/office/drawing/2016/5/13/chartex" xmlns:cx8="http://schemas.microsoft.com/office/drawing/2016/5/14/chartex" xmlns:mc="http://schemas.openxmlformats.org/markup-compatibility/2006" xmlns:aink="http://schemas.microsoft.com/office/drawing/2016/ink" xmlns:am3d="http://schemas.microsoft.com/office/drawing/2017/model3d" xmlns:o="urn:schemas-microsoft-com:office:office" xmlns:r="http://schemas.openxmlformats.org/officeDocument/2006/relationships" xmlns:m="http://schemas.openxmlformats.org/officeDocument/2006/math" xmlns:v="urn:schemas-microsoft-com:vml" xmlns:wp14="http://schemas.microsoft.com/office/word/2010/wordprocessingDrawing" xmlns:wp="http://schemas.openxmlformats.org/drawingml/2006/wordprocessingDrawing" xmlns:w10="urn:schemas-microsoft-com:office:word" xmlns:w="http://schemas.openxmlformats.org/wordprocessingml/2006/main" xmlns:w14="http://schemas.microsoft.com/office/word/2010/wordml" xmlns:w15="http://schemas.microsoft.com/office/word/2012/wordml" xmlns:w16cid="http://schemas.microsoft.com/office/word/2016/wordml/cid" xmlns:w16se="http://schemas.microsoft.com/office/word/2015/wordml/symex" xmlns:wpg="http://schemas.microsoft.com/office/word/2010/wordprocessingGroup" xmlns:wpi="http://schemas.microsoft.com/office/word/2010/wordprocessingInk" xmlns:wne="http://schemas.microsoft.com/office/word/2006/wordml" xmlns:wps="http://schemas.microsoft.com/office/word/2010/wordprocessingShape" mc:Ignorable="w14 w15 w16se w16cid wp14">
+<w:hdr xmlns:wpc="http://schemas.microsoft.com/office/word/2010/wordprocessingCanvas" xmlns:cx="http://schemas.microsoft.com/office/drawing/2014/chartex" xmlns:cx1="http://schemas.microsoft.com/office/drawing/2015/9/8/chartex" xmlns:cx2="http://schemas.microsoft.com/office/drawing/2015/10/21/chartex" xmlns:cx3="http://schemas.microsoft.com/office/drawing/2016/5/9/chartex" xmlns:cx4="http://schemas.microsoft.com/office/drawing/2016/5/10/chartex" xmlns:cx5="http://schemas.microsoft.com/office/drawing/2016/5/11/chartex" xmlns:cx6="http://schemas.microsoft.com/office/drawing/2016/5/12/chartex" xmlns:cx7="http://schemas.microsoft.com/office/drawing/2016/5/13/chartex" xmlns:cx8="http://schemas.microsoft.com/office/drawing/2016/5/14/chartex" xmlns:mc="http://schemas.openxmlformats.org/markup-compatibility/2006" xmlns:aink="http://schemas.microsoft.com/office/drawing/2016/ink" xmlns:am3d="http://schemas.microsoft.com/office/drawing/2017/model3d" xmlns:o="urn:schemas-microsoft-com:office:office" xmlns:r="http://schemas.openxmlformats.org/officeDocument/2006/relationships" xmlns:m="http://schemas.openxmlformats.org/officeDocument/2006/math" xmlns:v="urn:schemas-microsoft-com:vml" xmlns:wp14="http://schemas.microsoft.com/office/word/2010/wordprocessingDrawing" xmlns:wp="http://schemas.openxmlformats.org/drawingml/2006/wordprocessingDrawing" xmlns:w10="urn:schemas-microsoft-com:office:word" xmlns:w="http://schemas.openxmlformats.org/wordprocessingml/2006/main" xmlns:w14="http://schemas.microsoft.com/office/word/2010/wordml" xmlns:w15="http://schemas.microsoft.com/office/word/2012/wordml" xmlns:w16cex="http://schemas.microsoft.com/office/word/2018/wordml/cex" xmlns:w16cid="http://schemas.microsoft.com/office/word/2016/wordml/cid" xmlns:w16="http://schemas.microsoft.com/office/word/2018/wordml" xmlns:w16se="http://schemas.microsoft.com/office/word/2015/wordml/symex" xmlns:wpg="http://schemas.microsoft.com/office/word/2010/wordprocessingGroup" xmlns:wpi="http://schemas.microsoft.com/office/word/2010/wordprocessingInk" xmlns:wne="http://schemas.microsoft.com/office/word/2006/wordml" xmlns:wps="http://schemas.microsoft.com/office/word/2010/wordprocessingShape" mc:Ignorable="w14 w15 w16se w16cid w16 w16cex wp14">
   <w:tbl>
     <w:tblPr>
       <w:tblW w:w="4873" w:type="pct"/>
@@ -3492,7 +3625,43 @@
               <w:szCs w:val="16"/>
               <w:lang w:val="pt-PT"/>
             </w:rPr>
-            <w:t>17/03/2</w:t>
+            <w:t>2</w:t>
+          </w:r>
+          <w:r>
+            <w:rPr>
+              <w:rFonts w:ascii="Tahoma" w:hAnsi="Tahoma" w:cs="Tahoma"/>
+              <w:b/>
+              <w:bCs/>
+              <w:color w:val="FFFFFF"/>
+              <w:sz w:val="16"/>
+              <w:szCs w:val="16"/>
+              <w:lang w:val="pt-PT"/>
+            </w:rPr>
+            <w:t>/0</w:t>
+          </w:r>
+          <w:r>
+            <w:rPr>
+              <w:rFonts w:ascii="Tahoma" w:hAnsi="Tahoma" w:cs="Tahoma"/>
+              <w:b/>
+              <w:bCs/>
+              <w:color w:val="FFFFFF"/>
+              <w:sz w:val="16"/>
+              <w:szCs w:val="16"/>
+              <w:lang w:val="pt-PT"/>
+            </w:rPr>
+            <w:t>7</w:t>
+          </w:r>
+          <w:r>
+            <w:rPr>
+              <w:rFonts w:ascii="Tahoma" w:hAnsi="Tahoma" w:cs="Tahoma"/>
+              <w:b/>
+              <w:bCs/>
+              <w:color w:val="FFFFFF"/>
+              <w:sz w:val="16"/>
+              <w:szCs w:val="16"/>
+              <w:lang w:val="pt-PT"/>
+            </w:rPr>
+            <w:t>/2</w:t>
           </w:r>
           <w:r>
             <w:rPr>
@@ -3522,7 +3691,7 @@
 </file>
 
 <file path=word/numbering.xml><?xml version="1.0" encoding="utf-8"?>
-<w:numbering xmlns:wpc="http://schemas.microsoft.com/office/word/2010/wordprocessingCanvas" xmlns:cx="http://schemas.microsoft.com/office/drawing/2014/chartex" xmlns:cx1="http://schemas.microsoft.com/office/drawing/2015/9/8/chartex" xmlns:cx2="http://schemas.microsoft.com/office/drawing/2015/10/21/chartex" xmlns:cx3="http://schemas.microsoft.com/office/drawing/2016/5/9/chartex" xmlns:cx4="http://schemas.microsoft.com/office/drawing/2016/5/10/chartex" xmlns:cx5="http://schemas.microsoft.com/office/drawing/2016/5/11/chartex" xmlns:cx6="http://schemas.microsoft.com/office/drawing/2016/5/12/chartex" xmlns:cx7="http://schemas.microsoft.com/office/drawing/2016/5/13/chartex" xmlns:cx8="http://schemas.microsoft.com/office/drawing/2016/5/14/chartex" xmlns:mc="http://schemas.openxmlformats.org/markup-compatibility/2006" xmlns:aink="http://schemas.microsoft.com/office/drawing/2016/ink" xmlns:am3d="http://schemas.microsoft.com/office/drawing/2017/model3d" xmlns:o="urn:schemas-microsoft-com:office:office" xmlns:r="http://schemas.openxmlformats.org/officeDocument/2006/relationships" xmlns:m="http://schemas.openxmlformats.org/officeDocument/2006/math" xmlns:v="urn:schemas-microsoft-com:vml" xmlns:wp14="http://schemas.microsoft.com/office/word/2010/wordprocessingDrawing" xmlns:wp="http://schemas.openxmlformats.org/drawingml/2006/wordprocessingDrawing" xmlns:w10="urn:schemas-microsoft-com:office:word" xmlns:w="http://schemas.openxmlformats.org/wordprocessingml/2006/main" xmlns:w14="http://schemas.microsoft.com/office/word/2010/wordml" xmlns:w15="http://schemas.microsoft.com/office/word/2012/wordml" xmlns:w16cid="http://schemas.microsoft.com/office/word/2016/wordml/cid" xmlns:w16se="http://schemas.microsoft.com/office/word/2015/wordml/symex" xmlns:wpg="http://schemas.microsoft.com/office/word/2010/wordprocessingGroup" xmlns:wpi="http://schemas.microsoft.com/office/word/2010/wordprocessingInk" xmlns:wne="http://schemas.microsoft.com/office/word/2006/wordml" xmlns:wps="http://schemas.microsoft.com/office/word/2010/wordprocessingShape" mc:Ignorable="w14 w15 w16se w16cid wp14">
+<w:numbering xmlns:wpc="http://schemas.microsoft.com/office/word/2010/wordprocessingCanvas" xmlns:cx="http://schemas.microsoft.com/office/drawing/2014/chartex" xmlns:cx1="http://schemas.microsoft.com/office/drawing/2015/9/8/chartex" xmlns:cx2="http://schemas.microsoft.com/office/drawing/2015/10/21/chartex" xmlns:cx3="http://schemas.microsoft.com/office/drawing/2016/5/9/chartex" xmlns:cx4="http://schemas.microsoft.com/office/drawing/2016/5/10/chartex" xmlns:cx5="http://schemas.microsoft.com/office/drawing/2016/5/11/chartex" xmlns:cx6="http://schemas.microsoft.com/office/drawing/2016/5/12/chartex" xmlns:cx7="http://schemas.microsoft.com/office/drawing/2016/5/13/chartex" xmlns:cx8="http://schemas.microsoft.com/office/drawing/2016/5/14/chartex" xmlns:mc="http://schemas.openxmlformats.org/markup-compatibility/2006" xmlns:aink="http://schemas.microsoft.com/office/drawing/2016/ink" xmlns:am3d="http://schemas.microsoft.com/office/drawing/2017/model3d" xmlns:o="urn:schemas-microsoft-com:office:office" xmlns:r="http://schemas.openxmlformats.org/officeDocument/2006/relationships" xmlns:m="http://schemas.openxmlformats.org/officeDocument/2006/math" xmlns:v="urn:schemas-microsoft-com:vml" xmlns:wp14="http://schemas.microsoft.com/office/word/2010/wordprocessingDrawing" xmlns:wp="http://schemas.openxmlformats.org/drawingml/2006/wordprocessingDrawing" xmlns:w10="urn:schemas-microsoft-com:office:word" xmlns:w="http://schemas.openxmlformats.org/wordprocessingml/2006/main" xmlns:w14="http://schemas.microsoft.com/office/word/2010/wordml" xmlns:w15="http://schemas.microsoft.com/office/word/2012/wordml" xmlns:w16cex="http://schemas.microsoft.com/office/word/2018/wordml/cex" xmlns:w16cid="http://schemas.microsoft.com/office/word/2016/wordml/cid" xmlns:w16="http://schemas.microsoft.com/office/word/2018/wordml" xmlns:w16se="http://schemas.microsoft.com/office/word/2015/wordml/symex" xmlns:wpg="http://schemas.microsoft.com/office/word/2010/wordprocessingGroup" xmlns:wpi="http://schemas.microsoft.com/office/word/2010/wordprocessingInk" xmlns:wne="http://schemas.microsoft.com/office/word/2006/wordml" xmlns:wps="http://schemas.microsoft.com/office/word/2010/wordprocessingShape" mc:Ignorable="w14 w15 w16se w16cid w16 w16cex wp14">
   <w:abstractNum w:abstractNumId="0" w15:restartNumberingAfterBreak="0">
     <w:nsid w:val="03EE7DC7"/>
     <w:multiLevelType w:val="singleLevel"/>
@@ -5346,7 +5515,7 @@
 </file>
 
 <file path=word/styles.xml><?xml version="1.0" encoding="utf-8"?>
-<w:styles xmlns:mc="http://schemas.openxmlformats.org/markup-compatibility/2006" xmlns:r="http://schemas.openxmlformats.org/officeDocument/2006/relationships" xmlns:w="http://schemas.openxmlformats.org/wordprocessingml/2006/main" xmlns:w14="http://schemas.microsoft.com/office/word/2010/wordml" xmlns:w15="http://schemas.microsoft.com/office/word/2012/wordml" xmlns:w16cid="http://schemas.microsoft.com/office/word/2016/wordml/cid" xmlns:w16se="http://schemas.microsoft.com/office/word/2015/wordml/symex" mc:Ignorable="w14 w15 w16se w16cid">
+<w:styles xmlns:mc="http://schemas.openxmlformats.org/markup-compatibility/2006" xmlns:r="http://schemas.openxmlformats.org/officeDocument/2006/relationships" xmlns:w="http://schemas.openxmlformats.org/wordprocessingml/2006/main" xmlns:w14="http://schemas.microsoft.com/office/word/2010/wordml" xmlns:w15="http://schemas.microsoft.com/office/word/2012/wordml" xmlns:w16cex="http://schemas.microsoft.com/office/word/2018/wordml/cex" xmlns:w16cid="http://schemas.microsoft.com/office/word/2016/wordml/cid" xmlns:w16="http://schemas.microsoft.com/office/word/2018/wordml" xmlns:w16se="http://schemas.microsoft.com/office/word/2015/wordml/symex" mc:Ignorable="w14 w15 w16se w16cid w16 w16cex">
   <w:docDefaults>
     <w:rPrDefault>
       <w:rPr>

--- a/CV.docx
+++ b/CV.docx
@@ -685,35 +685,26 @@
         <w:pStyle w:val="Title"/>
         <w:jc w:val="left"/>
         <w:rPr>
-          <w:rFonts w:ascii="Tahoma" w:hAnsi="Tahoma" w:cs="Tahoma"/>
-          <w:b w:val="0"/>
-          <w:color w:val="595959"/>
-          <w:sz w:val="24"/>
-          <w:szCs w:val="24"/>
+          <w:noProof/>
         </w:rPr>
       </w:pPr>
       <w:r>
         <w:rPr>
-          <w:rFonts w:ascii="Tahoma" w:hAnsi="Tahoma" w:cs="Tahoma"/>
-          <w:b w:val="0"/>
           <w:noProof/>
-          <w:color w:val="595959"/>
-          <w:sz w:val="24"/>
-          <w:szCs w:val="24"/>
         </w:rPr>
         <w:drawing>
-          <wp:anchor distT="0" distB="0" distL="114300" distR="114300" simplePos="0" relativeHeight="251658240" behindDoc="0" locked="0" layoutInCell="1" allowOverlap="1" wp14:anchorId="58AE24A4" wp14:editId="7E502B7A">
+          <wp:anchor distT="0" distB="0" distL="114300" distR="114300" simplePos="0" relativeHeight="251658240" behindDoc="1" locked="0" layoutInCell="1" allowOverlap="1" wp14:anchorId="372BA714" wp14:editId="0C38489E">
             <wp:simplePos x="0" y="0"/>
             <wp:positionH relativeFrom="margin">
-              <wp:posOffset>76200</wp:posOffset>
+              <wp:posOffset>104775</wp:posOffset>
             </wp:positionH>
             <wp:positionV relativeFrom="paragraph">
-              <wp:posOffset>196215</wp:posOffset>
+              <wp:posOffset>180975</wp:posOffset>
             </wp:positionV>
-            <wp:extent cx="2436495" cy="2286000"/>
-            <wp:effectExtent l="0" t="0" r="1905" b="0"/>
-            <wp:wrapTopAndBottom/>
-            <wp:docPr id="6" name="Picture 6"/>
+            <wp:extent cx="2200275" cy="2286123"/>
+            <wp:effectExtent l="0" t="0" r="0" b="0"/>
+            <wp:wrapNone/>
+            <wp:docPr id="9" name="Picture 9"/>
             <wp:cNvGraphicFramePr>
               <a:graphicFrameLocks xmlns:a="http://schemas.openxmlformats.org/drawingml/2006/main" noChangeAspect="1"/>
             </wp:cNvGraphicFramePr>
@@ -721,12 +712,12 @@
               <a:graphicData uri="http://schemas.openxmlformats.org/drawingml/2006/picture">
                 <pic:pic xmlns:pic="http://schemas.openxmlformats.org/drawingml/2006/picture">
                   <pic:nvPicPr>
-                    <pic:cNvPr id="0" name="Picture 2"/>
+                    <pic:cNvPr id="0" name="Picture 7"/>
                     <pic:cNvPicPr>
                       <a:picLocks noChangeAspect="1" noChangeArrowheads="1"/>
                     </pic:cNvPicPr>
                   </pic:nvPicPr>
-                  <pic:blipFill>
+                  <pic:blipFill rotWithShape="1">
                     <a:blip r:embed="rId10" cstate="print">
                       <a:extLst>
                         <a:ext uri="{28A0092B-C50C-407E-A947-70E740481C1C}">
@@ -734,15 +725,13 @@
                         </a:ext>
                       </a:extLst>
                     </a:blip>
-                    <a:srcRect/>
-                    <a:stretch>
-                      <a:fillRect/>
-                    </a:stretch>
+                    <a:srcRect l="18672" t="6008" b="26518"/>
+                    <a:stretch/>
                   </pic:blipFill>
                   <pic:spPr bwMode="auto">
-                    <a:xfrm>
+                    <a:xfrm flipH="1">
                       <a:off x="0" y="0"/>
-                      <a:ext cx="2436495" cy="2286000"/>
+                      <a:ext cx="2200275" cy="2286123"/>
                     </a:xfrm>
                     <a:prstGeom prst="rect">
                       <a:avLst/>
@@ -751,6 +740,11 @@
                     <a:ln>
                       <a:noFill/>
                     </a:ln>
+                    <a:extLst>
+                      <a:ext uri="{53640926-AAD7-44D8-BBD7-CCE9431645EC}">
+                        <a14:shadowObscured xmlns:a14="http://schemas.microsoft.com/office/drawing/2010/main"/>
+                      </a:ext>
+                    </a:extLst>
                   </pic:spPr>
                 </pic:pic>
               </a:graphicData>
@@ -770,6 +764,37 @@
         <w:pStyle w:val="Title"/>
         <w:jc w:val="left"/>
         <w:rPr>
+          <w:noProof/>
+        </w:rPr>
+      </w:pPr>
+    </w:p>
+    <w:p>
+      <w:pPr>
+        <w:pStyle w:val="Title"/>
+        <w:jc w:val="left"/>
+        <w:rPr>
+          <w:noProof/>
+        </w:rPr>
+      </w:pPr>
+    </w:p>
+    <w:p>
+      <w:pPr>
+        <w:pStyle w:val="Title"/>
+        <w:jc w:val="left"/>
+        <w:rPr>
+          <w:rFonts w:ascii="Tahoma" w:hAnsi="Tahoma" w:cs="Tahoma"/>
+          <w:b w:val="0"/>
+          <w:color w:val="595959"/>
+          <w:sz w:val="24"/>
+          <w:szCs w:val="24"/>
+        </w:rPr>
+      </w:pPr>
+    </w:p>
+    <w:p>
+      <w:pPr>
+        <w:pStyle w:val="Title"/>
+        <w:jc w:val="left"/>
+        <w:rPr>
           <w:rFonts w:ascii="Tahoma" w:hAnsi="Tahoma" w:cs="Tahoma"/>
           <w:b w:val="0"/>
           <w:color w:val="595959"/>
@@ -811,7 +836,110 @@
         <w:rPr>
           <w:rFonts w:ascii="Tahoma" w:hAnsi="Tahoma" w:cs="Tahoma"/>
           <w:b w:val="0"/>
-          <w:bCs w:val="0"/>
+          <w:color w:val="2E74B5"/>
+          <w:sz w:val="24"/>
+          <w:szCs w:val="24"/>
+        </w:rPr>
+      </w:pPr>
+    </w:p>
+    <w:p>
+      <w:pPr>
+        <w:pStyle w:val="Title"/>
+        <w:jc w:val="left"/>
+        <w:rPr>
+          <w:rFonts w:ascii="Tahoma" w:hAnsi="Tahoma" w:cs="Tahoma"/>
+          <w:b w:val="0"/>
+          <w:color w:val="2E74B5"/>
+          <w:sz w:val="24"/>
+          <w:szCs w:val="24"/>
+        </w:rPr>
+      </w:pPr>
+    </w:p>
+    <w:p>
+      <w:pPr>
+        <w:pStyle w:val="Title"/>
+        <w:jc w:val="left"/>
+        <w:rPr>
+          <w:rFonts w:ascii="Tahoma" w:hAnsi="Tahoma" w:cs="Tahoma"/>
+          <w:b w:val="0"/>
+          <w:color w:val="2E74B5"/>
+          <w:sz w:val="24"/>
+          <w:szCs w:val="24"/>
+        </w:rPr>
+      </w:pPr>
+    </w:p>
+    <w:p>
+      <w:pPr>
+        <w:pStyle w:val="Title"/>
+        <w:jc w:val="left"/>
+        <w:rPr>
+          <w:rFonts w:ascii="Tahoma" w:hAnsi="Tahoma" w:cs="Tahoma"/>
+          <w:b w:val="0"/>
+          <w:color w:val="2E74B5"/>
+          <w:sz w:val="24"/>
+          <w:szCs w:val="24"/>
+        </w:rPr>
+      </w:pPr>
+    </w:p>
+    <w:p>
+      <w:pPr>
+        <w:pStyle w:val="Title"/>
+        <w:jc w:val="left"/>
+        <w:rPr>
+          <w:rFonts w:ascii="Tahoma" w:hAnsi="Tahoma" w:cs="Tahoma"/>
+          <w:b w:val="0"/>
+          <w:color w:val="2E74B5"/>
+          <w:sz w:val="24"/>
+          <w:szCs w:val="24"/>
+        </w:rPr>
+      </w:pPr>
+    </w:p>
+    <w:p>
+      <w:pPr>
+        <w:pStyle w:val="Title"/>
+        <w:jc w:val="left"/>
+        <w:rPr>
+          <w:rFonts w:ascii="Tahoma" w:hAnsi="Tahoma" w:cs="Tahoma"/>
+          <w:b w:val="0"/>
+          <w:color w:val="2E74B5"/>
+          <w:sz w:val="24"/>
+          <w:szCs w:val="24"/>
+        </w:rPr>
+      </w:pPr>
+    </w:p>
+    <w:p>
+      <w:pPr>
+        <w:pStyle w:val="Title"/>
+        <w:jc w:val="left"/>
+        <w:rPr>
+          <w:rFonts w:ascii="Tahoma" w:hAnsi="Tahoma" w:cs="Tahoma"/>
+          <w:b w:val="0"/>
+          <w:color w:val="2E74B5"/>
+          <w:sz w:val="24"/>
+          <w:szCs w:val="24"/>
+        </w:rPr>
+      </w:pPr>
+    </w:p>
+    <w:p>
+      <w:pPr>
+        <w:pStyle w:val="Title"/>
+        <w:jc w:val="left"/>
+        <w:rPr>
+          <w:rFonts w:ascii="Tahoma" w:hAnsi="Tahoma" w:cs="Tahoma"/>
+          <w:b w:val="0"/>
+          <w:color w:val="2E74B5"/>
+          <w:sz w:val="24"/>
+          <w:szCs w:val="24"/>
+        </w:rPr>
+      </w:pPr>
+    </w:p>
+    <w:p>
+      <w:pPr>
+        <w:pStyle w:val="Title"/>
+        <w:jc w:val="left"/>
+        <w:rPr>
+          <w:rFonts w:ascii="Tahoma" w:hAnsi="Tahoma" w:cs="Tahoma"/>
+          <w:b w:val="0"/>
           <w:color w:val="2E74B5"/>
           <w:sz w:val="24"/>
           <w:szCs w:val="24"/>
@@ -1247,7 +1375,27 @@
                 <w:sz w:val="20"/>
                 <w:lang w:val="en-US"/>
               </w:rPr>
-              <w:t>Spring Boot</w:t>
+              <w:t xml:space="preserve">Spring </w:t>
+            </w:r>
+            <w:r>
+              <w:rPr>
+                <w:rFonts w:ascii="Tahoma" w:hAnsi="Tahoma" w:cs="Tahoma"/>
+                <w:b/>
+                <w:color w:val="595959"/>
+                <w:sz w:val="20"/>
+                <w:lang w:val="en-US"/>
+              </w:rPr>
+              <w:t>F</w:t>
+            </w:r>
+            <w:r>
+              <w:rPr>
+                <w:rFonts w:ascii="Tahoma" w:hAnsi="Tahoma" w:cs="Tahoma"/>
+                <w:b/>
+                <w:color w:val="595959"/>
+                <w:sz w:val="20"/>
+                <w:lang w:val="en-US"/>
+              </w:rPr>
+              <w:t>ramework</w:t>
             </w:r>
             <w:r>
               <w:rPr>
@@ -1329,6 +1477,9 @@
       <w:r>
         <w:t xml:space="preserve"> Spring MVC</w:t>
       </w:r>
+      <w:r>
+        <w:t>, Spring REST</w:t>
+      </w:r>
     </w:p>
     <w:p>
       <w:pPr>
@@ -1354,7 +1505,33 @@
         <w:pStyle w:val="ArrowBlueBullets"/>
       </w:pPr>
       <w:r>
-        <w:t>HTML, CSS, Bootstrap</w:t>
+        <w:t xml:space="preserve">HTML, CSS, </w:t>
+      </w:r>
+      <w:r>
+        <w:t>Vue.js</w:t>
+      </w:r>
+      <w:r>
+        <w:t xml:space="preserve">, </w:t>
+      </w:r>
+      <w:r>
+        <w:t>Bootstrap</w:t>
+      </w:r>
+      <w:r>
+        <w:t xml:space="preserve">, </w:t>
+      </w:r>
+      <w:r>
+        <w:t>JSON</w:t>
+      </w:r>
+      <w:r>
+        <w:t xml:space="preserve">, </w:t>
+      </w:r>
+      <w:proofErr w:type="spellStart"/>
+      <w:r>
+        <w:t>thymeleaf</w:t>
+      </w:r>
+      <w:proofErr w:type="spellEnd"/>
+      <w:r>
+        <w:tab/>
       </w:r>
     </w:p>
     <w:p>
@@ -1366,6 +1543,12 @@
       </w:r>
       <w:r>
         <w:t>, Heroku</w:t>
+      </w:r>
+      <w:r>
+        <w:t xml:space="preserve">, </w:t>
+      </w:r>
+      <w:r>
+        <w:t>Sentry</w:t>
       </w:r>
     </w:p>
     <w:p>
@@ -1383,6 +1566,18 @@
       </w:r>
       <w:r>
         <w:t>, Maven</w:t>
+      </w:r>
+      <w:r>
+        <w:t xml:space="preserve">, Gradle, </w:t>
+      </w:r>
+      <w:r>
+        <w:t>Webpac</w:t>
+      </w:r>
+      <w:r>
+        <w:t>k, Y</w:t>
+      </w:r>
+      <w:r>
+        <w:t>arn</w:t>
       </w:r>
     </w:p>
     <w:p>
@@ -1677,13 +1872,7 @@
         <w:pStyle w:val="ArrowBlueBullets"/>
       </w:pPr>
       <w:r>
-        <w:t>201</w:t>
-      </w:r>
-      <w:r>
-        <w:t>9</w:t>
-      </w:r>
-      <w:r>
-        <w:t xml:space="preserve"> /</w:t>
+        <w:t>2019 /</w:t>
       </w:r>
       <w:r>
         <w:rPr>
@@ -1839,7 +2028,7 @@
                 <w:sz w:val="20"/>
                 <w:lang w:val="en"/>
               </w:rPr>
-              <w:t>I prefer a healthy lifestyle.</w:t>
+              <w:t>In my free time I am engaged in self-development.</w:t>
             </w:r>
           </w:p>
           <w:p>
@@ -1879,7 +2068,7 @@
                 <w:sz w:val="20"/>
                 <w:lang w:val="en"/>
               </w:rPr>
-              <w:t xml:space="preserve">In my spare time I am doing self-development activities. </w:t>
+              <w:t>I will independently find the best way out of a difficult situation in a short time.</w:t>
             </w:r>
           </w:p>
           <w:p>
@@ -1904,61 +2093,21 @@
               <w:ind w:left="-84"/>
               <w:jc w:val="left"/>
               <w:rPr>
+                <w:rFonts w:ascii="Tahoma" w:hAnsi="Tahoma" w:cs="Tahoma"/>
+                <w:color w:val="595959"/>
+                <w:sz w:val="20"/>
+                <w:lang w:val="en-US"/>
+              </w:rPr>
+            </w:pPr>
+            <w:r>
+              <w:rPr>
                 <w:rStyle w:val="hps"/>
                 <w:rFonts w:ascii="Tahoma" w:hAnsi="Tahoma" w:cs="Tahoma"/>
                 <w:color w:val="595959"/>
                 <w:sz w:val="20"/>
                 <w:lang w:val="en"/>
               </w:rPr>
-            </w:pPr>
-            <w:r>
-              <w:rPr>
-                <w:rStyle w:val="hps"/>
-                <w:rFonts w:ascii="Tahoma" w:hAnsi="Tahoma" w:cs="Tahoma"/>
-                <w:color w:val="595959"/>
-                <w:sz w:val="20"/>
-                <w:lang w:val="en"/>
-              </w:rPr>
-              <w:t xml:space="preserve">I am interested in management theory, the natural sciences and sci fiction literature. </w:t>
-            </w:r>
-          </w:p>
-          <w:p>
-            <w:pPr>
-              <w:autoSpaceDE/>
-              <w:autoSpaceDN/>
-              <w:ind w:left="-84"/>
-              <w:jc w:val="left"/>
-              <w:rPr>
-                <w:rStyle w:val="hps"/>
-                <w:rFonts w:ascii="Tahoma" w:hAnsi="Tahoma" w:cs="Tahoma"/>
-                <w:color w:val="595959"/>
-                <w:sz w:val="20"/>
-                <w:lang w:val="en"/>
-              </w:rPr>
-            </w:pPr>
-          </w:p>
-          <w:p>
-            <w:pPr>
-              <w:autoSpaceDE/>
-              <w:autoSpaceDN/>
-              <w:ind w:left="-84"/>
-              <w:jc w:val="left"/>
-              <w:rPr>
-                <w:rFonts w:ascii="Tahoma" w:hAnsi="Tahoma" w:cs="Tahoma"/>
-                <w:color w:val="595959"/>
-                <w:sz w:val="20"/>
-                <w:lang w:val="en-US"/>
-              </w:rPr>
-            </w:pPr>
-            <w:r>
-              <w:rPr>
-                <w:rStyle w:val="hps"/>
-                <w:rFonts w:ascii="Tahoma" w:hAnsi="Tahoma" w:cs="Tahoma"/>
-                <w:color w:val="595959"/>
-                <w:sz w:val="20"/>
-                <w:lang w:val="en"/>
-              </w:rPr>
-              <w:t>I can find the optimal way from difficult situation by myself in short time period.</w:t>
+              <w:t>I like to communicate with smart and interesting people.</w:t>
             </w:r>
           </w:p>
         </w:tc>
@@ -2087,7 +2236,6 @@
               </w:rPr>
               <w:t>“</w:t>
             </w:r>
-            <w:proofErr w:type="spellStart"/>
             <w:r>
               <w:rPr>
                 <w:rFonts w:ascii="Tahoma" w:hAnsi="Tahoma" w:cs="Tahoma"/>
@@ -2095,9 +2243,8 @@
                 <w:color w:val="FFFFFF"/>
                 <w:sz w:val="20"/>
               </w:rPr>
-              <w:t>Dserve</w:t>
-            </w:r>
-            <w:proofErr w:type="spellEnd"/>
+              <w:t>predesign</w:t>
+            </w:r>
             <w:r>
               <w:rPr>
                 <w:rFonts w:ascii="Tahoma" w:hAnsi="Tahoma" w:cs="Tahoma"/>
@@ -3063,6 +3210,1194 @@
           <w:color w:val="2E74B5"/>
           <w:sz w:val="24"/>
           <w:szCs w:val="24"/>
+          <w:lang w:val="en-GB"/>
+        </w:rPr>
+      </w:pPr>
+    </w:p>
+    <w:p>
+      <w:pPr>
+        <w:pStyle w:val="Title"/>
+        <w:jc w:val="left"/>
+        <w:rPr>
+          <w:rFonts w:ascii="Tahoma" w:hAnsi="Tahoma" w:cs="Tahoma"/>
+          <w:b w:val="0"/>
+          <w:color w:val="2E74B5"/>
+          <w:sz w:val="24"/>
+          <w:szCs w:val="24"/>
+          <w:lang w:val="en-GB"/>
+        </w:rPr>
+      </w:pPr>
+    </w:p>
+    <w:p>
+      <w:pPr>
+        <w:pStyle w:val="Title"/>
+        <w:jc w:val="left"/>
+        <w:rPr>
+          <w:rFonts w:ascii="Tahoma" w:hAnsi="Tahoma" w:cs="Tahoma"/>
+          <w:b w:val="0"/>
+          <w:color w:val="2E74B5"/>
+          <w:sz w:val="24"/>
+          <w:szCs w:val="24"/>
+          <w:lang w:val="en-GB"/>
+        </w:rPr>
+      </w:pPr>
+    </w:p>
+    <w:p>
+      <w:pPr>
+        <w:pStyle w:val="Title"/>
+        <w:jc w:val="left"/>
+        <w:rPr>
+          <w:rFonts w:ascii="Tahoma" w:hAnsi="Tahoma" w:cs="Tahoma"/>
+          <w:b w:val="0"/>
+          <w:color w:val="2E74B5"/>
+          <w:sz w:val="24"/>
+          <w:szCs w:val="24"/>
+          <w:lang w:val="en-GB"/>
+        </w:rPr>
+      </w:pPr>
+    </w:p>
+    <w:p>
+      <w:pPr>
+        <w:pStyle w:val="Title"/>
+        <w:jc w:val="left"/>
+        <w:rPr>
+          <w:rFonts w:ascii="Tahoma" w:hAnsi="Tahoma" w:cs="Tahoma"/>
+          <w:b w:val="0"/>
+          <w:color w:val="2E74B5"/>
+          <w:sz w:val="24"/>
+          <w:szCs w:val="24"/>
+          <w:lang w:val="en-GB"/>
+        </w:rPr>
+      </w:pPr>
+    </w:p>
+    <w:p>
+      <w:pPr>
+        <w:pStyle w:val="Title"/>
+        <w:jc w:val="left"/>
+        <w:rPr>
+          <w:rFonts w:ascii="Tahoma" w:hAnsi="Tahoma" w:cs="Tahoma"/>
+          <w:b w:val="0"/>
+          <w:color w:val="2E74B5"/>
+          <w:sz w:val="24"/>
+          <w:szCs w:val="24"/>
+          <w:lang w:val="en-GB"/>
+        </w:rPr>
+      </w:pPr>
+    </w:p>
+    <w:p>
+      <w:pPr>
+        <w:pStyle w:val="Title"/>
+        <w:jc w:val="left"/>
+        <w:rPr>
+          <w:rFonts w:ascii="Tahoma" w:hAnsi="Tahoma" w:cs="Tahoma"/>
+          <w:b w:val="0"/>
+          <w:color w:val="2E74B5"/>
+          <w:sz w:val="24"/>
+          <w:szCs w:val="24"/>
+          <w:lang w:val="en-GB"/>
+        </w:rPr>
+      </w:pPr>
+    </w:p>
+    <w:p>
+      <w:pPr>
+        <w:pStyle w:val="Title"/>
+        <w:jc w:val="left"/>
+        <w:rPr>
+          <w:rFonts w:ascii="Tahoma" w:hAnsi="Tahoma" w:cs="Tahoma"/>
+          <w:b w:val="0"/>
+          <w:color w:val="2E74B5"/>
+          <w:sz w:val="24"/>
+          <w:szCs w:val="24"/>
+          <w:lang w:val="en-GB"/>
+        </w:rPr>
+      </w:pPr>
+    </w:p>
+    <w:tbl>
+      <w:tblPr>
+        <w:tblW w:w="10398" w:type="dxa"/>
+        <w:jc w:val="center"/>
+        <w:tblBorders>
+          <w:top w:val="single" w:sz="4" w:space="0" w:color="BDD6EE"/>
+          <w:left w:val="single" w:sz="4" w:space="0" w:color="BDD6EE"/>
+          <w:bottom w:val="single" w:sz="4" w:space="0" w:color="BDD6EE"/>
+          <w:right w:val="single" w:sz="4" w:space="0" w:color="BDD6EE"/>
+          <w:insideH w:val="single" w:sz="4" w:space="0" w:color="BDD6EE"/>
+          <w:insideV w:val="single" w:sz="4" w:space="0" w:color="BDD6EE"/>
+        </w:tblBorders>
+        <w:tblLayout w:type="fixed"/>
+        <w:tblCellMar>
+          <w:top w:w="86" w:type="dxa"/>
+          <w:left w:w="144" w:type="dxa"/>
+          <w:bottom w:w="86" w:type="dxa"/>
+          <w:right w:w="28" w:type="dxa"/>
+        </w:tblCellMar>
+        <w:tblLook w:val="04A0" w:firstRow="1" w:lastRow="0" w:firstColumn="1" w:lastColumn="0" w:noHBand="0" w:noVBand="1"/>
+      </w:tblPr>
+      <w:tblGrid>
+        <w:gridCol w:w="2958"/>
+        <w:gridCol w:w="7440"/>
+      </w:tblGrid>
+      <w:tr>
+        <w:trPr>
+          <w:trHeight w:val="284"/>
+          <w:jc w:val="center"/>
+        </w:trPr>
+        <w:tc>
+          <w:tcPr>
+            <w:tcW w:w="10398" w:type="dxa"/>
+            <w:gridSpan w:val="2"/>
+            <w:tcBorders>
+              <w:top w:val="single" w:sz="4" w:space="0" w:color="2E74B5"/>
+              <w:left w:val="single" w:sz="4" w:space="0" w:color="2E74B5"/>
+              <w:bottom w:val="single" w:sz="4" w:space="0" w:color="2E74B5"/>
+              <w:right w:val="single" w:sz="4" w:space="0" w:color="2E74B5"/>
+            </w:tcBorders>
+            <w:shd w:val="clear" w:color="auto" w:fill="2E74B5"/>
+            <w:vAlign w:val="center"/>
+          </w:tcPr>
+          <w:p>
+            <w:pPr>
+              <w:pStyle w:val="Description"/>
+              <w:rPr>
+                <w:rStyle w:val="shorttext"/>
+                <w:rFonts w:ascii="Tahoma" w:hAnsi="Tahoma" w:cs="Tahoma"/>
+                <w:b/>
+                <w:color w:val="FFFFFF"/>
+                <w:sz w:val="20"/>
+              </w:rPr>
+            </w:pPr>
+            <w:r>
+              <w:rPr>
+                <w:rFonts w:ascii="Tahoma" w:hAnsi="Tahoma" w:cs="Tahoma"/>
+                <w:b/>
+                <w:color w:val="FFFFFF"/>
+                <w:sz w:val="20"/>
+              </w:rPr>
+              <w:lastRenderedPageBreak/>
+              <w:t>“</w:t>
+            </w:r>
+            <w:proofErr w:type="spellStart"/>
+            <w:r>
+              <w:rPr>
+                <w:rFonts w:ascii="Tahoma" w:hAnsi="Tahoma" w:cs="Tahoma"/>
+                <w:b/>
+                <w:color w:val="FFFFFF"/>
+                <w:sz w:val="20"/>
+              </w:rPr>
+              <w:t>DezMes</w:t>
+            </w:r>
+            <w:proofErr w:type="spellEnd"/>
+            <w:r>
+              <w:rPr>
+                <w:rFonts w:ascii="Tahoma" w:hAnsi="Tahoma" w:cs="Tahoma"/>
+                <w:b/>
+                <w:color w:val="FFFFFF"/>
+                <w:sz w:val="20"/>
+              </w:rPr>
+              <w:t>”</w:t>
+            </w:r>
+          </w:p>
+        </w:tc>
+      </w:tr>
+      <w:tr>
+        <w:trPr>
+          <w:trHeight w:val="284"/>
+          <w:jc w:val="center"/>
+        </w:trPr>
+        <w:tc>
+          <w:tcPr>
+            <w:tcW w:w="2958" w:type="dxa"/>
+            <w:tcBorders>
+              <w:top w:val="single" w:sz="4" w:space="0" w:color="BDD6EE"/>
+            </w:tcBorders>
+            <w:vAlign w:val="center"/>
+          </w:tcPr>
+          <w:p>
+            <w:pPr>
+              <w:pStyle w:val="Description"/>
+              <w:spacing w:before="0" w:after="0"/>
+              <w:jc w:val="left"/>
+              <w:rPr>
+                <w:rFonts w:ascii="Tahoma" w:hAnsi="Tahoma" w:cs="Tahoma"/>
+                <w:b/>
+                <w:color w:val="595959"/>
+                <w:sz w:val="18"/>
+                <w:szCs w:val="18"/>
+                <w:lang w:eastAsia="ru-RU"/>
+              </w:rPr>
+            </w:pPr>
+            <w:r>
+              <w:rPr>
+                <w:rFonts w:ascii="Tahoma" w:hAnsi="Tahoma" w:cs="Tahoma"/>
+                <w:b/>
+                <w:color w:val="595959"/>
+                <w:sz w:val="18"/>
+                <w:szCs w:val="18"/>
+                <w:lang w:eastAsia="ru-RU"/>
+              </w:rPr>
+              <w:t xml:space="preserve">Project </w:t>
+            </w:r>
+            <w:r>
+              <w:rPr>
+                <w:rFonts w:ascii="Tahoma" w:hAnsi="Tahoma" w:cs="Tahoma"/>
+                <w:b/>
+                <w:color w:val="595959"/>
+                <w:sz w:val="18"/>
+                <w:szCs w:val="18"/>
+                <w:lang w:eastAsia="ru-RU"/>
+              </w:rPr>
+              <w:t>Industry:</w:t>
+            </w:r>
+          </w:p>
+        </w:tc>
+        <w:tc>
+          <w:tcPr>
+            <w:tcW w:w="7440" w:type="dxa"/>
+            <w:tcBorders>
+              <w:top w:val="single" w:sz="4" w:space="0" w:color="BDD6EE"/>
+            </w:tcBorders>
+            <w:vAlign w:val="center"/>
+          </w:tcPr>
+          <w:p>
+            <w:pPr>
+              <w:pStyle w:val="Description"/>
+              <w:spacing w:before="0" w:after="0"/>
+              <w:jc w:val="left"/>
+              <w:rPr>
+                <w:rFonts w:ascii="Tahoma" w:hAnsi="Tahoma" w:cs="Tahoma"/>
+                <w:color w:val="595959"/>
+                <w:sz w:val="18"/>
+                <w:szCs w:val="18"/>
+                <w:lang w:val="ru-RU" w:eastAsia="ru-RU"/>
+              </w:rPr>
+            </w:pPr>
+            <w:r>
+              <w:rPr>
+                <w:rFonts w:ascii="Tahoma" w:hAnsi="Tahoma" w:cs="Tahoma"/>
+                <w:color w:val="595959"/>
+                <w:sz w:val="18"/>
+                <w:szCs w:val="18"/>
+              </w:rPr>
+              <w:t>Social network</w:t>
+            </w:r>
+          </w:p>
+        </w:tc>
+      </w:tr>
+      <w:tr>
+        <w:trPr>
+          <w:trHeight w:val="284"/>
+          <w:jc w:val="center"/>
+        </w:trPr>
+        <w:tc>
+          <w:tcPr>
+            <w:tcW w:w="2958" w:type="dxa"/>
+            <w:vAlign w:val="center"/>
+          </w:tcPr>
+          <w:p>
+            <w:pPr>
+              <w:pStyle w:val="Description"/>
+              <w:spacing w:before="0" w:after="0"/>
+              <w:jc w:val="left"/>
+              <w:rPr>
+                <w:rFonts w:ascii="Tahoma" w:hAnsi="Tahoma" w:cs="Tahoma"/>
+                <w:b/>
+                <w:color w:val="595959"/>
+                <w:sz w:val="18"/>
+                <w:szCs w:val="18"/>
+                <w:lang w:eastAsia="ru-RU"/>
+              </w:rPr>
+            </w:pPr>
+            <w:r>
+              <w:rPr>
+                <w:rFonts w:ascii="Tahoma" w:hAnsi="Tahoma" w:cs="Tahoma"/>
+                <w:b/>
+                <w:color w:val="595959"/>
+                <w:sz w:val="18"/>
+                <w:szCs w:val="18"/>
+                <w:lang w:eastAsia="ru-RU"/>
+              </w:rPr>
+              <w:t xml:space="preserve">Project </w:t>
+            </w:r>
+            <w:r>
+              <w:rPr>
+                <w:rFonts w:ascii="Tahoma" w:hAnsi="Tahoma" w:cs="Tahoma"/>
+                <w:b/>
+                <w:color w:val="595959"/>
+                <w:sz w:val="18"/>
+                <w:szCs w:val="18"/>
+                <w:lang w:eastAsia="ru-RU"/>
+              </w:rPr>
+              <w:t xml:space="preserve">Web Site: </w:t>
+            </w:r>
+          </w:p>
+        </w:tc>
+        <w:tc>
+          <w:tcPr>
+            <w:tcW w:w="7440" w:type="dxa"/>
+            <w:vAlign w:val="center"/>
+          </w:tcPr>
+          <w:p>
+            <w:pPr>
+              <w:pStyle w:val="Title"/>
+              <w:spacing w:after="120"/>
+              <w:jc w:val="left"/>
+              <w:rPr>
+                <w:rStyle w:val="Hyperlink"/>
+                <w:lang w:val="en-US"/>
+              </w:rPr>
+            </w:pPr>
+          </w:p>
+        </w:tc>
+      </w:tr>
+      <w:tr>
+        <w:trPr>
+          <w:trHeight w:val="284"/>
+          <w:jc w:val="center"/>
+        </w:trPr>
+        <w:tc>
+          <w:tcPr>
+            <w:tcW w:w="2958" w:type="dxa"/>
+            <w:vAlign w:val="center"/>
+          </w:tcPr>
+          <w:p>
+            <w:pPr>
+              <w:pStyle w:val="Description"/>
+              <w:spacing w:before="0" w:after="0"/>
+              <w:jc w:val="left"/>
+              <w:rPr>
+                <w:rFonts w:ascii="Tahoma" w:hAnsi="Tahoma" w:cs="Tahoma"/>
+                <w:b/>
+                <w:color w:val="595959"/>
+                <w:sz w:val="18"/>
+                <w:szCs w:val="18"/>
+                <w:lang w:val="en-US" w:eastAsia="ru-RU"/>
+              </w:rPr>
+            </w:pPr>
+            <w:r>
+              <w:rPr>
+                <w:rFonts w:ascii="Tahoma" w:hAnsi="Tahoma" w:cs="Tahoma"/>
+                <w:b/>
+                <w:color w:val="595959"/>
+                <w:sz w:val="18"/>
+                <w:szCs w:val="18"/>
+                <w:lang w:val="en-US" w:eastAsia="ru-RU"/>
+              </w:rPr>
+              <w:t>Location</w:t>
+            </w:r>
+            <w:r>
+              <w:rPr>
+                <w:rFonts w:ascii="Tahoma" w:hAnsi="Tahoma" w:cs="Tahoma"/>
+                <w:b/>
+                <w:color w:val="595959"/>
+                <w:sz w:val="18"/>
+                <w:szCs w:val="18"/>
+                <w:lang w:val="ru-RU" w:eastAsia="ru-RU"/>
+              </w:rPr>
+              <w:t xml:space="preserve"> </w:t>
+            </w:r>
+            <w:r>
+              <w:rPr>
+                <w:rFonts w:ascii="Tahoma" w:hAnsi="Tahoma" w:cs="Tahoma"/>
+                <w:b/>
+                <w:color w:val="595959"/>
+                <w:sz w:val="18"/>
+                <w:szCs w:val="18"/>
+                <w:lang w:val="en-US" w:eastAsia="ru-RU"/>
+              </w:rPr>
+              <w:t>Project:</w:t>
+            </w:r>
+          </w:p>
+        </w:tc>
+        <w:tc>
+          <w:tcPr>
+            <w:tcW w:w="7440" w:type="dxa"/>
+            <w:vAlign w:val="center"/>
+          </w:tcPr>
+          <w:p>
+            <w:pPr>
+              <w:pStyle w:val="Title"/>
+              <w:spacing w:after="120"/>
+              <w:jc w:val="left"/>
+              <w:rPr>
+                <w:rStyle w:val="Hyperlink"/>
+                <w:rFonts w:ascii="Tahoma" w:hAnsi="Tahoma" w:cs="Tahoma"/>
+                <w:sz w:val="18"/>
+                <w:szCs w:val="18"/>
+                <w:lang w:val="en-US"/>
+              </w:rPr>
+            </w:pPr>
+            <w:r>
+              <w:rPr>
+                <w:rStyle w:val="Hyperlink"/>
+                <w:rFonts w:ascii="Tahoma" w:hAnsi="Tahoma" w:cs="Tahoma"/>
+                <w:sz w:val="18"/>
+                <w:szCs w:val="18"/>
+                <w:lang w:val="en-US"/>
+              </w:rPr>
+              <w:t>https://github.com/DeniskaButkevich/</w:t>
+            </w:r>
+            <w:r>
+              <w:rPr>
+                <w:rStyle w:val="Hyperlink"/>
+                <w:rFonts w:ascii="Tahoma" w:hAnsi="Tahoma" w:cs="Tahoma"/>
+                <w:sz w:val="18"/>
+                <w:szCs w:val="18"/>
+                <w:lang w:val="en-US"/>
+              </w:rPr>
+              <w:t>DezMes</w:t>
+            </w:r>
+          </w:p>
+        </w:tc>
+      </w:tr>
+      <w:tr>
+        <w:trPr>
+          <w:trHeight w:val="284"/>
+          <w:jc w:val="center"/>
+        </w:trPr>
+        <w:tc>
+          <w:tcPr>
+            <w:tcW w:w="2958" w:type="dxa"/>
+            <w:vAlign w:val="center"/>
+          </w:tcPr>
+          <w:p>
+            <w:pPr>
+              <w:pStyle w:val="Description"/>
+              <w:spacing w:before="0" w:after="0"/>
+              <w:jc w:val="left"/>
+              <w:rPr>
+                <w:rFonts w:ascii="Tahoma" w:hAnsi="Tahoma" w:cs="Tahoma"/>
+                <w:b/>
+                <w:color w:val="595959"/>
+                <w:sz w:val="18"/>
+                <w:szCs w:val="18"/>
+                <w:lang w:eastAsia="ru-RU"/>
+              </w:rPr>
+            </w:pPr>
+            <w:r>
+              <w:rPr>
+                <w:rFonts w:ascii="Tahoma" w:hAnsi="Tahoma" w:cs="Tahoma"/>
+                <w:b/>
+                <w:color w:val="595959"/>
+                <w:sz w:val="18"/>
+                <w:szCs w:val="18"/>
+                <w:lang w:eastAsia="ru-RU"/>
+              </w:rPr>
+              <w:t>Duration:</w:t>
+            </w:r>
+          </w:p>
+        </w:tc>
+        <w:tc>
+          <w:tcPr>
+            <w:tcW w:w="7440" w:type="dxa"/>
+            <w:vAlign w:val="center"/>
+          </w:tcPr>
+          <w:p>
+            <w:pPr>
+              <w:pStyle w:val="Description"/>
+              <w:spacing w:before="0" w:after="0"/>
+              <w:jc w:val="left"/>
+              <w:rPr>
+                <w:rStyle w:val="hps"/>
+                <w:rFonts w:ascii="Tahoma" w:hAnsi="Tahoma" w:cs="Tahoma"/>
+                <w:color w:val="595959"/>
+                <w:sz w:val="18"/>
+                <w:szCs w:val="18"/>
+                <w:lang w:val="en"/>
+              </w:rPr>
+            </w:pPr>
+            <w:r>
+              <w:rPr>
+                <w:rFonts w:ascii="Tahoma" w:hAnsi="Tahoma" w:cs="Tahoma"/>
+                <w:color w:val="595959"/>
+                <w:sz w:val="18"/>
+                <w:szCs w:val="18"/>
+              </w:rPr>
+              <w:t>08</w:t>
+            </w:r>
+            <w:r>
+              <w:rPr>
+                <w:rFonts w:ascii="Tahoma" w:hAnsi="Tahoma" w:cs="Tahoma"/>
+                <w:color w:val="595959"/>
+                <w:sz w:val="18"/>
+                <w:szCs w:val="18"/>
+              </w:rPr>
+              <w:t>/</w:t>
+            </w:r>
+            <w:r>
+              <w:rPr>
+                <w:rFonts w:ascii="Tahoma" w:hAnsi="Tahoma" w:cs="Tahoma"/>
+                <w:color w:val="595959"/>
+                <w:sz w:val="18"/>
+                <w:szCs w:val="18"/>
+              </w:rPr>
+              <w:t>2020</w:t>
+            </w:r>
+            <w:r>
+              <w:rPr>
+                <w:rFonts w:ascii="Tahoma" w:hAnsi="Tahoma" w:cs="Tahoma"/>
+                <w:color w:val="595959"/>
+                <w:sz w:val="18"/>
+                <w:szCs w:val="18"/>
+              </w:rPr>
+              <w:t xml:space="preserve"> – </w:t>
+            </w:r>
+            <w:r>
+              <w:rPr>
+                <w:rFonts w:ascii="Tahoma" w:hAnsi="Tahoma" w:cs="Tahoma"/>
+                <w:color w:val="595959"/>
+                <w:sz w:val="18"/>
+                <w:szCs w:val="18"/>
+              </w:rPr>
+              <w:t>now</w:t>
+            </w:r>
+          </w:p>
+        </w:tc>
+      </w:tr>
+      <w:tr>
+        <w:trPr>
+          <w:trHeight w:val="284"/>
+          <w:jc w:val="center"/>
+        </w:trPr>
+        <w:tc>
+          <w:tcPr>
+            <w:tcW w:w="2958" w:type="dxa"/>
+            <w:vAlign w:val="center"/>
+          </w:tcPr>
+          <w:p>
+            <w:pPr>
+              <w:pStyle w:val="Description"/>
+              <w:spacing w:before="0" w:after="0"/>
+              <w:jc w:val="left"/>
+              <w:rPr>
+                <w:rFonts w:ascii="Tahoma" w:hAnsi="Tahoma" w:cs="Tahoma"/>
+                <w:b/>
+                <w:color w:val="595959"/>
+                <w:sz w:val="18"/>
+                <w:szCs w:val="18"/>
+                <w:lang w:eastAsia="ru-RU"/>
+              </w:rPr>
+            </w:pPr>
+            <w:r>
+              <w:rPr>
+                <w:rFonts w:ascii="Tahoma" w:hAnsi="Tahoma" w:cs="Tahoma"/>
+                <w:b/>
+                <w:color w:val="595959"/>
+                <w:sz w:val="18"/>
+                <w:szCs w:val="18"/>
+                <w:lang w:eastAsia="ru-RU"/>
+              </w:rPr>
+              <w:t>Description:</w:t>
+            </w:r>
+          </w:p>
+        </w:tc>
+        <w:tc>
+          <w:tcPr>
+            <w:tcW w:w="7440" w:type="dxa"/>
+            <w:vAlign w:val="center"/>
+          </w:tcPr>
+          <w:p>
+            <w:pPr>
+              <w:pStyle w:val="Description"/>
+              <w:spacing w:before="0" w:after="0"/>
+              <w:jc w:val="left"/>
+              <w:rPr>
+                <w:rFonts w:ascii="Tahoma" w:hAnsi="Tahoma" w:cs="Tahoma"/>
+                <w:color w:val="595959"/>
+                <w:sz w:val="18"/>
+                <w:szCs w:val="18"/>
+                <w:lang w:val="en-US" w:eastAsia="ru-RU"/>
+              </w:rPr>
+            </w:pPr>
+            <w:r>
+              <w:rPr>
+                <w:rFonts w:ascii="Tahoma" w:hAnsi="Tahoma" w:cs="Tahoma"/>
+                <w:color w:val="595959"/>
+                <w:sz w:val="18"/>
+                <w:szCs w:val="18"/>
+              </w:rPr>
+              <w:t>Social network written with Spring</w:t>
+            </w:r>
+            <w:r>
+              <w:rPr>
+                <w:rFonts w:ascii="Tahoma" w:hAnsi="Tahoma" w:cs="Tahoma"/>
+                <w:color w:val="595959"/>
+                <w:sz w:val="18"/>
+                <w:szCs w:val="18"/>
+              </w:rPr>
+              <w:t xml:space="preserve"> </w:t>
+            </w:r>
+            <w:r>
+              <w:rPr>
+                <w:rFonts w:ascii="Tahoma" w:hAnsi="Tahoma" w:cs="Tahoma"/>
+                <w:color w:val="595959"/>
+                <w:sz w:val="18"/>
+                <w:szCs w:val="18"/>
+                <w:lang w:val="en-US"/>
+              </w:rPr>
+              <w:t>Rest</w:t>
+            </w:r>
+          </w:p>
+        </w:tc>
+      </w:tr>
+      <w:tr>
+        <w:trPr>
+          <w:trHeight w:val="284"/>
+          <w:jc w:val="center"/>
+        </w:trPr>
+        <w:tc>
+          <w:tcPr>
+            <w:tcW w:w="2958" w:type="dxa"/>
+            <w:vAlign w:val="center"/>
+          </w:tcPr>
+          <w:p>
+            <w:pPr>
+              <w:pStyle w:val="Description"/>
+              <w:spacing w:before="0" w:after="0"/>
+              <w:jc w:val="left"/>
+              <w:rPr>
+                <w:rFonts w:ascii="Tahoma" w:hAnsi="Tahoma" w:cs="Tahoma"/>
+                <w:color w:val="595959"/>
+                <w:sz w:val="18"/>
+                <w:szCs w:val="18"/>
+                <w:lang w:eastAsia="ru-RU"/>
+              </w:rPr>
+            </w:pPr>
+            <w:r>
+              <w:rPr>
+                <w:rFonts w:ascii="Tahoma" w:hAnsi="Tahoma" w:cs="Tahoma"/>
+                <w:b/>
+                <w:color w:val="595959"/>
+                <w:sz w:val="18"/>
+                <w:szCs w:val="18"/>
+                <w:lang w:eastAsia="ru-RU"/>
+              </w:rPr>
+              <w:t>Position:</w:t>
+            </w:r>
+          </w:p>
+        </w:tc>
+        <w:tc>
+          <w:tcPr>
+            <w:tcW w:w="7440" w:type="dxa"/>
+            <w:vAlign w:val="center"/>
+          </w:tcPr>
+          <w:p>
+            <w:pPr>
+              <w:pStyle w:val="Description"/>
+              <w:spacing w:before="0" w:after="0"/>
+              <w:jc w:val="left"/>
+              <w:rPr>
+                <w:rFonts w:ascii="Tahoma" w:hAnsi="Tahoma" w:cs="Tahoma"/>
+                <w:color w:val="595959"/>
+                <w:sz w:val="18"/>
+                <w:szCs w:val="18"/>
+                <w:lang w:eastAsia="ru-RU"/>
+              </w:rPr>
+            </w:pPr>
+            <w:r>
+              <w:rPr>
+                <w:rStyle w:val="hps"/>
+                <w:rFonts w:ascii="Tahoma" w:hAnsi="Tahoma" w:cs="Tahoma"/>
+                <w:color w:val="595959"/>
+                <w:sz w:val="18"/>
+                <w:szCs w:val="18"/>
+                <w:lang w:val="en"/>
+              </w:rPr>
+              <w:t>Study project</w:t>
+            </w:r>
+          </w:p>
+        </w:tc>
+      </w:tr>
+      <w:tr>
+        <w:trPr>
+          <w:trHeight w:val="284"/>
+          <w:jc w:val="center"/>
+        </w:trPr>
+        <w:tc>
+          <w:tcPr>
+            <w:tcW w:w="2958" w:type="dxa"/>
+            <w:vAlign w:val="center"/>
+          </w:tcPr>
+          <w:p>
+            <w:pPr>
+              <w:pStyle w:val="Description"/>
+              <w:spacing w:before="0" w:after="0"/>
+              <w:jc w:val="left"/>
+              <w:rPr>
+                <w:rFonts w:ascii="Tahoma" w:hAnsi="Tahoma" w:cs="Tahoma"/>
+                <w:b/>
+                <w:color w:val="595959"/>
+                <w:sz w:val="18"/>
+                <w:szCs w:val="18"/>
+                <w:lang w:val="en-US" w:eastAsia="ru-RU"/>
+              </w:rPr>
+            </w:pPr>
+            <w:r>
+              <w:rPr>
+                <w:rFonts w:ascii="Tahoma" w:hAnsi="Tahoma" w:cs="Tahoma"/>
+                <w:b/>
+                <w:color w:val="595959"/>
+                <w:sz w:val="18"/>
+                <w:szCs w:val="18"/>
+                <w:lang w:val="en-US" w:eastAsia="ru-RU"/>
+              </w:rPr>
+              <w:t>Overall Team Size:</w:t>
+            </w:r>
+          </w:p>
+        </w:tc>
+        <w:tc>
+          <w:tcPr>
+            <w:tcW w:w="7440" w:type="dxa"/>
+            <w:vAlign w:val="center"/>
+          </w:tcPr>
+          <w:p>
+            <w:pPr>
+              <w:pStyle w:val="GreenTable-Resume"/>
+              <w:rPr>
+                <w:color w:val="595959"/>
+                <w:sz w:val="18"/>
+                <w:szCs w:val="18"/>
+              </w:rPr>
+            </w:pPr>
+            <w:r>
+              <w:rPr>
+                <w:color w:val="595959"/>
+                <w:sz w:val="18"/>
+                <w:szCs w:val="18"/>
+                <w:lang w:val="ru-RU"/>
+              </w:rPr>
+              <w:t>1</w:t>
+            </w:r>
+            <w:r>
+              <w:rPr>
+                <w:color w:val="595959"/>
+                <w:sz w:val="18"/>
+                <w:szCs w:val="18"/>
+              </w:rPr>
+              <w:t xml:space="preserve"> developer</w:t>
+            </w:r>
+          </w:p>
+        </w:tc>
+      </w:tr>
+      <w:tr>
+        <w:trPr>
+          <w:trHeight w:val="284"/>
+          <w:jc w:val="center"/>
+        </w:trPr>
+        <w:tc>
+          <w:tcPr>
+            <w:tcW w:w="2958" w:type="dxa"/>
+            <w:vAlign w:val="center"/>
+          </w:tcPr>
+          <w:p>
+            <w:pPr>
+              <w:pStyle w:val="Description"/>
+              <w:spacing w:before="0" w:after="0"/>
+              <w:jc w:val="left"/>
+              <w:rPr>
+                <w:rFonts w:ascii="Tahoma" w:hAnsi="Tahoma" w:cs="Tahoma"/>
+                <w:color w:val="595959"/>
+                <w:sz w:val="18"/>
+                <w:szCs w:val="18"/>
+                <w:lang w:eastAsia="ru-RU"/>
+              </w:rPr>
+            </w:pPr>
+            <w:r>
+              <w:rPr>
+                <w:rFonts w:ascii="Tahoma" w:hAnsi="Tahoma" w:cs="Tahoma"/>
+                <w:b/>
+                <w:color w:val="595959"/>
+                <w:sz w:val="18"/>
+                <w:szCs w:val="18"/>
+                <w:lang w:eastAsia="ru-RU"/>
+              </w:rPr>
+              <w:t>Responsibilities:</w:t>
+            </w:r>
+            <w:r>
+              <w:rPr>
+                <w:rFonts w:ascii="Tahoma" w:hAnsi="Tahoma" w:cs="Tahoma"/>
+                <w:color w:val="595959"/>
+                <w:sz w:val="18"/>
+                <w:szCs w:val="18"/>
+                <w:lang w:eastAsia="ru-RU"/>
+              </w:rPr>
+              <w:t xml:space="preserve"> </w:t>
+            </w:r>
+          </w:p>
+        </w:tc>
+        <w:tc>
+          <w:tcPr>
+            <w:tcW w:w="7440" w:type="dxa"/>
+            <w:vAlign w:val="center"/>
+          </w:tcPr>
+          <w:p>
+            <w:pPr>
+              <w:pStyle w:val="ArrowGreenBullets"/>
+              <w:rPr>
+                <w:color w:val="595959"/>
+                <w:sz w:val="18"/>
+                <w:szCs w:val="18"/>
+                <w:lang w:eastAsia="ru-RU"/>
+              </w:rPr>
+            </w:pPr>
+            <w:r>
+              <w:rPr>
+                <w:sz w:val="18"/>
+                <w:szCs w:val="18"/>
+                <w:lang w:val="en"/>
+              </w:rPr>
+              <w:t xml:space="preserve">Learning </w:t>
+            </w:r>
+            <w:r>
+              <w:rPr>
+                <w:sz w:val="18"/>
+                <w:szCs w:val="18"/>
+                <w:lang w:val="en"/>
+              </w:rPr>
+              <w:t xml:space="preserve">Spring </w:t>
+            </w:r>
+            <w:r>
+              <w:rPr>
+                <w:sz w:val="18"/>
+                <w:szCs w:val="18"/>
+              </w:rPr>
+              <w:t xml:space="preserve">Rest </w:t>
+            </w:r>
+            <w:r>
+              <w:rPr>
+                <w:sz w:val="18"/>
+                <w:szCs w:val="18"/>
+                <w:lang w:val="en"/>
+              </w:rPr>
+              <w:t>Framework</w:t>
+            </w:r>
+            <w:r>
+              <w:rPr>
+                <w:sz w:val="18"/>
+                <w:szCs w:val="18"/>
+                <w:lang w:val="en"/>
+              </w:rPr>
+              <w:t>/Vue.js</w:t>
+            </w:r>
+            <w:r>
+              <w:rPr>
+                <w:sz w:val="18"/>
+                <w:szCs w:val="18"/>
+                <w:lang w:val="en"/>
+              </w:rPr>
+              <w:t xml:space="preserve"> and related technologies</w:t>
+            </w:r>
+          </w:p>
+        </w:tc>
+      </w:tr>
+      <w:tr>
+        <w:trPr>
+          <w:trHeight w:val="284"/>
+          <w:jc w:val="center"/>
+        </w:trPr>
+        <w:tc>
+          <w:tcPr>
+            <w:tcW w:w="2958" w:type="dxa"/>
+            <w:vAlign w:val="center"/>
+          </w:tcPr>
+          <w:p>
+            <w:pPr>
+              <w:pStyle w:val="Description"/>
+              <w:spacing w:before="0" w:after="0"/>
+              <w:jc w:val="left"/>
+              <w:rPr>
+                <w:rFonts w:ascii="Tahoma" w:hAnsi="Tahoma" w:cs="Tahoma"/>
+                <w:b/>
+                <w:color w:val="595959"/>
+                <w:sz w:val="18"/>
+                <w:szCs w:val="18"/>
+                <w:lang w:eastAsia="ru-RU"/>
+              </w:rPr>
+            </w:pPr>
+            <w:r>
+              <w:rPr>
+                <w:rFonts w:ascii="Tahoma" w:hAnsi="Tahoma" w:cs="Tahoma"/>
+                <w:b/>
+                <w:color w:val="595959"/>
+                <w:sz w:val="18"/>
+                <w:szCs w:val="18"/>
+                <w:lang w:eastAsia="ru-RU"/>
+              </w:rPr>
+              <w:t>Tools &amp; Technologies:</w:t>
+            </w:r>
+          </w:p>
+        </w:tc>
+        <w:tc>
+          <w:tcPr>
+            <w:tcW w:w="7440" w:type="dxa"/>
+            <w:vAlign w:val="center"/>
+          </w:tcPr>
+          <w:p>
+            <w:pPr>
+              <w:pStyle w:val="GreenTable-Resume"/>
+              <w:rPr>
+                <w:color w:val="595959"/>
+                <w:sz w:val="18"/>
+                <w:szCs w:val="18"/>
+              </w:rPr>
+            </w:pPr>
+            <w:r>
+              <w:rPr>
+                <w:b/>
+                <w:bCs/>
+                <w:color w:val="595959"/>
+                <w:sz w:val="18"/>
+                <w:szCs w:val="18"/>
+              </w:rPr>
+              <w:t xml:space="preserve">Platforms: </w:t>
+            </w:r>
+            <w:r>
+              <w:rPr>
+                <w:color w:val="595959"/>
+                <w:sz w:val="18"/>
+                <w:szCs w:val="18"/>
+              </w:rPr>
+              <w:t>Java EE</w:t>
+            </w:r>
+          </w:p>
+          <w:p>
+            <w:pPr>
+              <w:pStyle w:val="GreenTable-Resume"/>
+              <w:rPr>
+                <w:color w:val="595959"/>
+                <w:sz w:val="18"/>
+                <w:szCs w:val="18"/>
+              </w:rPr>
+            </w:pPr>
+            <w:r>
+              <w:rPr>
+                <w:b/>
+                <w:bCs/>
+                <w:color w:val="595959"/>
+                <w:sz w:val="18"/>
+                <w:szCs w:val="18"/>
+              </w:rPr>
+              <w:t xml:space="preserve">Tools: </w:t>
+            </w:r>
+            <w:r>
+              <w:rPr>
+                <w:rFonts w:cs="Times New Roman"/>
+              </w:rPr>
+              <w:t>IntelliJ IDEA</w:t>
+            </w:r>
+            <w:r>
+              <w:rPr>
+                <w:color w:val="595959"/>
+                <w:sz w:val="18"/>
+                <w:szCs w:val="18"/>
+              </w:rPr>
+              <w:t xml:space="preserve">, </w:t>
+            </w:r>
+            <w:proofErr w:type="spellStart"/>
+            <w:r>
+              <w:rPr>
+                <w:color w:val="595959"/>
+                <w:sz w:val="18"/>
+                <w:szCs w:val="18"/>
+              </w:rPr>
+              <w:t>pgAdmin</w:t>
+            </w:r>
+            <w:proofErr w:type="spellEnd"/>
+            <w:r>
+              <w:rPr>
+                <w:color w:val="595959"/>
+                <w:sz w:val="18"/>
+                <w:szCs w:val="18"/>
+              </w:rPr>
+              <w:t xml:space="preserve"> 4, Git Bush, </w:t>
+            </w:r>
+            <w:r>
+              <w:rPr>
+                <w:color w:val="595959"/>
+                <w:sz w:val="18"/>
+                <w:szCs w:val="18"/>
+              </w:rPr>
+              <w:t>Gradle</w:t>
+            </w:r>
+          </w:p>
+          <w:p>
+            <w:pPr>
+              <w:pStyle w:val="GreenTable-Resume"/>
+              <w:rPr>
+                <w:color w:val="595959"/>
+                <w:sz w:val="18"/>
+                <w:szCs w:val="18"/>
+              </w:rPr>
+            </w:pPr>
+            <w:r>
+              <w:rPr>
+                <w:b/>
+                <w:bCs/>
+                <w:color w:val="595959"/>
+                <w:sz w:val="18"/>
+                <w:szCs w:val="18"/>
+              </w:rPr>
+              <w:t xml:space="preserve">Languages &amp; Technologies: </w:t>
+            </w:r>
+            <w:r>
+              <w:rPr>
+                <w:color w:val="595959"/>
+                <w:sz w:val="18"/>
+                <w:szCs w:val="18"/>
+              </w:rPr>
+              <w:t>Java,</w:t>
+            </w:r>
+            <w:r>
+              <w:rPr>
+                <w:color w:val="595959"/>
+                <w:sz w:val="18"/>
+                <w:szCs w:val="18"/>
+              </w:rPr>
+              <w:t xml:space="preserve"> </w:t>
+            </w:r>
+            <w:r>
+              <w:rPr>
+                <w:color w:val="595959"/>
+                <w:sz w:val="18"/>
+                <w:szCs w:val="18"/>
+              </w:rPr>
+              <w:t xml:space="preserve">Spring </w:t>
+            </w:r>
+            <w:r>
+              <w:rPr>
+                <w:color w:val="595959"/>
+                <w:sz w:val="18"/>
+                <w:szCs w:val="18"/>
+              </w:rPr>
+              <w:t xml:space="preserve">Framework, </w:t>
+            </w:r>
+            <w:r>
+              <w:t>PostgreSQL</w:t>
+            </w:r>
+            <w:r>
+              <w:rPr>
+                <w:color w:val="595959"/>
+                <w:sz w:val="18"/>
+                <w:szCs w:val="18"/>
+              </w:rPr>
+              <w:t xml:space="preserve">, </w:t>
+            </w:r>
+            <w:r>
+              <w:rPr>
+                <w:color w:val="595959"/>
+                <w:sz w:val="18"/>
+                <w:szCs w:val="18"/>
+              </w:rPr>
+              <w:t>Hibernate, JPA</w:t>
+            </w:r>
+            <w:r>
+              <w:t>, Heroku,</w:t>
+            </w:r>
+            <w:r>
+              <w:t xml:space="preserve"> </w:t>
+            </w:r>
+            <w:r>
+              <w:t xml:space="preserve">HTML, CSS, </w:t>
+            </w:r>
+            <w:r>
+              <w:t>Vue.js</w:t>
+            </w:r>
+            <w:r>
+              <w:t xml:space="preserve">, </w:t>
+            </w:r>
+            <w:proofErr w:type="spellStart"/>
+            <w:r>
+              <w:t>Vuex</w:t>
+            </w:r>
+            <w:proofErr w:type="spellEnd"/>
+            <w:r>
+              <w:t xml:space="preserve">, </w:t>
+            </w:r>
+            <w:r>
+              <w:t>Vue Router</w:t>
+            </w:r>
+            <w:r>
+              <w:t xml:space="preserve">, </w:t>
+            </w:r>
+            <w:proofErr w:type="spellStart"/>
+            <w:proofErr w:type="gramStart"/>
+            <w:r>
+              <w:t>Vuetify</w:t>
+            </w:r>
+            <w:proofErr w:type="spellEnd"/>
+            <w:r>
+              <w:t>(</w:t>
+            </w:r>
+            <w:proofErr w:type="gramEnd"/>
+            <w:r>
+              <w:t>Material design)</w:t>
+            </w:r>
+            <w:r>
+              <w:t xml:space="preserve">, </w:t>
+            </w:r>
+            <w:r>
+              <w:t>WebSocket (</w:t>
+            </w:r>
+            <w:proofErr w:type="spellStart"/>
+            <w:r>
+              <w:t>SockJS</w:t>
+            </w:r>
+            <w:proofErr w:type="spellEnd"/>
+            <w:r>
+              <w:t xml:space="preserve"> + Stomp)</w:t>
+            </w:r>
+            <w:r>
+              <w:t xml:space="preserve">, </w:t>
+            </w:r>
+            <w:r>
+              <w:t>oAuth2</w:t>
+            </w:r>
+            <w:r>
+              <w:t xml:space="preserve">, </w:t>
+            </w:r>
+            <w:r>
+              <w:t>Jackson</w:t>
+            </w:r>
+            <w:r>
+              <w:t xml:space="preserve">, </w:t>
+            </w:r>
+            <w:r>
+              <w:t>JSON</w:t>
+            </w:r>
+            <w:r>
+              <w:t xml:space="preserve">, </w:t>
+            </w:r>
+            <w:proofErr w:type="spellStart"/>
+            <w:r>
+              <w:t>Webpac</w:t>
+            </w:r>
+            <w:proofErr w:type="spellEnd"/>
+            <w:r>
+              <w:t>, Y</w:t>
+            </w:r>
+            <w:r>
+              <w:t>arn</w:t>
+            </w:r>
+            <w:r>
+              <w:t xml:space="preserve">, </w:t>
+            </w:r>
+            <w:r>
+              <w:t>Sentry</w:t>
+            </w:r>
+          </w:p>
+        </w:tc>
+      </w:tr>
+    </w:tbl>
+    <w:p>
+      <w:pPr>
+        <w:pStyle w:val="Title"/>
+        <w:jc w:val="left"/>
+        <w:rPr>
+          <w:rFonts w:ascii="Tahoma" w:hAnsi="Tahoma" w:cs="Tahoma"/>
+          <w:b w:val="0"/>
+          <w:color w:val="2E74B5"/>
+          <w:sz w:val="24"/>
+          <w:szCs w:val="24"/>
+          <w:lang w:val="en-GB"/>
         </w:rPr>
       </w:pPr>
     </w:p>
